--- a/docs/ใบขขออนุญาตทำงานนอกสถานที่.docx
+++ b/docs/ใบขขออนุญาตทำงานนอกสถานที่.docx
@@ -49,6 +49,421 @@
           <w:cs/>
         </w:rPr>
       </w:pPr>
+      <w:r>
+        <w:rPr>
+          <w:rFonts w:ascii="TH SarabunPSK" w:hAnsi="TH SarabunPSK" w:cs="TH SarabunPSK" w:hint="cs"/>
+          <w:b/>
+          <w:bCs/>
+          <w:noProof/>
+          <w:sz w:val="28"/>
+          <w:lang w:val="th-TH"/>
+        </w:rPr>
+        <mc:AlternateContent>
+          <mc:Choice Requires="wps">
+            <w:drawing>
+              <wp:anchor distT="0" distB="0" distL="114300" distR="114300" simplePos="0" relativeHeight="251665408" behindDoc="0" locked="0" layoutInCell="1" allowOverlap="1" wp14:anchorId="08D30BC1" wp14:editId="72B0EC85">
+                <wp:simplePos x="0" y="0"/>
+                <wp:positionH relativeFrom="column">
+                  <wp:posOffset>4874930</wp:posOffset>
+                </wp:positionH>
+                <wp:positionV relativeFrom="paragraph">
+                  <wp:posOffset>273888</wp:posOffset>
+                </wp:positionV>
+                <wp:extent cx="716271" cy="276225"/>
+                <wp:effectExtent l="0" t="0" r="0" b="0"/>
+                <wp:wrapNone/>
+                <wp:docPr id="472708259" name="Text Box 3"/>
+                <wp:cNvGraphicFramePr/>
+                <a:graphic xmlns:a="http://schemas.openxmlformats.org/drawingml/2006/main">
+                  <a:graphicData uri="http://schemas.microsoft.com/office/word/2010/wordprocessingShape">
+                    <wps:wsp>
+                      <wps:cNvSpPr txBox="1"/>
+                      <wps:spPr>
+                        <a:xfrm>
+                          <a:off x="0" y="0"/>
+                          <a:ext cx="716271" cy="276225"/>
+                        </a:xfrm>
+                        <a:prstGeom prst="rect">
+                          <a:avLst/>
+                        </a:prstGeom>
+                        <a:noFill/>
+                        <a:ln w="6350">
+                          <a:noFill/>
+                        </a:ln>
+                      </wps:spPr>
+                      <wps:txbx>
+                        <w:txbxContent>
+                          <w:p>
+                            <w:pPr>
+                              <w:rPr>
+                                <w:rFonts w:ascii="TH SarabunPSK" w:hAnsi="TH SarabunPSK" w:cs="TH SarabunPSK"/>
+                                <w:sz w:val="28"/>
+                              </w:rPr>
+                            </w:pPr>
+                            <w:r>
+                              <w:rPr>
+                                <w:rFonts w:ascii="TH SarabunPSK" w:hAnsi="TH SarabunPSK" w:cs="TH SarabunPSK" w:hint="cs"/>
+                                <w:sz w:val="28"/>
+                              </w:rPr>
+                              <w:t>${</w:t>
+                            </w:r>
+                            <w:proofErr w:type="spellStart"/>
+                            <w:r>
+                              <w:rPr>
+                                <w:rFonts w:ascii="TH SarabunPSK" w:hAnsi="TH SarabunPSK" w:cs="TH SarabunPSK"/>
+                                <w:sz w:val="28"/>
+                              </w:rPr>
+                              <w:t>date_year</w:t>
+                            </w:r>
+                            <w:proofErr w:type="spellEnd"/>
+                            <w:r>
+                              <w:rPr>
+                                <w:rFonts w:ascii="TH SarabunPSK" w:hAnsi="TH SarabunPSK" w:cs="TH SarabunPSK" w:hint="cs"/>
+                                <w:sz w:val="28"/>
+                              </w:rPr>
+                              <w:t>}</w:t>
+                            </w:r>
+                          </w:p>
+                        </w:txbxContent>
+                      </wps:txbx>
+                      <wps:bodyPr rot="0" spcFirstLastPara="0" vertOverflow="overflow" horzOverflow="overflow" vert="horz" wrap="square" lIns="91440" tIns="45720" rIns="91440" bIns="45720" numCol="1" spcCol="0" rtlCol="0" fromWordArt="0" anchor="t" anchorCtr="0" forceAA="0" compatLnSpc="1">
+                        <a:prstTxWarp prst="textNoShape">
+                          <a:avLst/>
+                        </a:prstTxWarp>
+                        <a:noAutofit/>
+                      </wps:bodyPr>
+                    </wps:wsp>
+                  </a:graphicData>
+                </a:graphic>
+                <wp14:sizeRelH relativeFrom="margin">
+                  <wp14:pctWidth>0</wp14:pctWidth>
+                </wp14:sizeRelH>
+              </wp:anchor>
+            </w:drawing>
+          </mc:Choice>
+          <mc:Fallback>
+            <w:pict>
+              <v:shapetype w14:anchorId="08D30BC1" id="_x0000_t202" coordsize="21600,21600" o:spt="202" path="m,l,21600r21600,l21600,xe">
+                <v:stroke joinstyle="miter"/>
+                <v:path gradientshapeok="t" o:connecttype="rect"/>
+              </v:shapetype>
+              <v:shape id="Text Box 3" o:spid="_x0000_s1026" type="#_x0000_t202" style="position:absolute;left:0;text-align:left;margin-left:383.85pt;margin-top:21.55pt;width:56.4pt;height:21.75pt;z-index:251665408;visibility:visible;mso-wrap-style:square;mso-width-percent:0;mso-wrap-distance-left:9pt;mso-wrap-distance-top:0;mso-wrap-distance-right:9pt;mso-wrap-distance-bottom:0;mso-position-horizontal:absolute;mso-position-horizontal-relative:text;mso-position-vertical:absolute;mso-position-vertical-relative:text;mso-width-percent:0;mso-width-relative:margin;v-text-anchor:top" o:gfxdata="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" filled="f" stroked="f" strokeweight=".5pt">
+                <v:textbox>
+                  <w:txbxContent>
+                    <w:p>
+                      <w:pPr>
+                        <w:rPr>
+                          <w:rFonts w:ascii="TH SarabunPSK" w:hAnsi="TH SarabunPSK" w:cs="TH SarabunPSK"/>
+                          <w:sz w:val="28"/>
+                        </w:rPr>
+                      </w:pPr>
+                      <w:r>
+                        <w:rPr>
+                          <w:rFonts w:ascii="TH SarabunPSK" w:hAnsi="TH SarabunPSK" w:cs="TH SarabunPSK" w:hint="cs"/>
+                          <w:sz w:val="28"/>
+                        </w:rPr>
+                        <w:t>${</w:t>
+                      </w:r>
+                      <w:proofErr w:type="spellStart"/>
+                      <w:r>
+                        <w:rPr>
+                          <w:rFonts w:ascii="TH SarabunPSK" w:hAnsi="TH SarabunPSK" w:cs="TH SarabunPSK"/>
+                          <w:sz w:val="28"/>
+                        </w:rPr>
+                        <w:t>date_year</w:t>
+                      </w:r>
+                      <w:proofErr w:type="spellEnd"/>
+                      <w:r>
+                        <w:rPr>
+                          <w:rFonts w:ascii="TH SarabunPSK" w:hAnsi="TH SarabunPSK" w:cs="TH SarabunPSK" w:hint="cs"/>
+                          <w:sz w:val="28"/>
+                        </w:rPr>
+                        <w:t>}</w:t>
+                      </w:r>
+                    </w:p>
+                  </w:txbxContent>
+                </v:textbox>
+              </v:shape>
+            </w:pict>
+          </mc:Fallback>
+        </mc:AlternateContent>
+      </w:r>
+      <w:r>
+        <w:rPr>
+          <w:rFonts w:ascii="TH SarabunPSK" w:hAnsi="TH SarabunPSK" w:cs="TH SarabunPSK" w:hint="cs"/>
+          <w:b/>
+          <w:bCs/>
+          <w:noProof/>
+          <w:sz w:val="28"/>
+          <w:lang w:val="th-TH"/>
+        </w:rPr>
+        <mc:AlternateContent>
+          <mc:Choice Requires="wps">
+            <w:drawing>
+              <wp:anchor distT="0" distB="0" distL="114300" distR="114300" simplePos="0" relativeHeight="251663360" behindDoc="0" locked="0" layoutInCell="1" allowOverlap="1" wp14:anchorId="3B80452C" wp14:editId="183F052A">
+                <wp:simplePos x="0" y="0"/>
+                <wp:positionH relativeFrom="column">
+                  <wp:posOffset>3747112</wp:posOffset>
+                </wp:positionH>
+                <wp:positionV relativeFrom="paragraph">
+                  <wp:posOffset>276965</wp:posOffset>
+                </wp:positionV>
+                <wp:extent cx="1021715" cy="298450"/>
+                <wp:effectExtent l="0" t="0" r="0" b="6350"/>
+                <wp:wrapNone/>
+                <wp:docPr id="157818219" name="Text Box 3"/>
+                <wp:cNvGraphicFramePr/>
+                <a:graphic xmlns:a="http://schemas.openxmlformats.org/drawingml/2006/main">
+                  <a:graphicData uri="http://schemas.microsoft.com/office/word/2010/wordprocessingShape">
+                    <wps:wsp>
+                      <wps:cNvSpPr txBox="1"/>
+                      <wps:spPr>
+                        <a:xfrm>
+                          <a:off x="0" y="0"/>
+                          <a:ext cx="1021715" cy="298450"/>
+                        </a:xfrm>
+                        <a:prstGeom prst="rect">
+                          <a:avLst/>
+                        </a:prstGeom>
+                        <a:noFill/>
+                        <a:ln w="6350">
+                          <a:noFill/>
+                        </a:ln>
+                      </wps:spPr>
+                      <wps:txbx>
+                        <w:txbxContent>
+                          <w:p>
+                            <w:pPr>
+                              <w:rPr>
+                                <w:rFonts w:ascii="TH SarabunPSK" w:hAnsi="TH SarabunPSK" w:cs="TH SarabunPSK"/>
+                                <w:sz w:val="28"/>
+                              </w:rPr>
+                            </w:pPr>
+                            <w:r>
+                              <w:rPr>
+                                <w:rFonts w:ascii="TH SarabunPSK" w:hAnsi="TH SarabunPSK" w:cs="TH SarabunPSK" w:hint="cs"/>
+                                <w:sz w:val="28"/>
+                              </w:rPr>
+                              <w:t>${</w:t>
+                            </w:r>
+                            <w:proofErr w:type="spellStart"/>
+                            <w:r>
+                              <w:rPr>
+                                <w:rFonts w:ascii="TH SarabunPSK" w:hAnsi="TH SarabunPSK" w:cs="TH SarabunPSK"/>
+                                <w:sz w:val="28"/>
+                              </w:rPr>
+                              <w:t>date_month</w:t>
+                            </w:r>
+                            <w:proofErr w:type="spellEnd"/>
+                            <w:r>
+                              <w:rPr>
+                                <w:rFonts w:ascii="TH SarabunPSK" w:hAnsi="TH SarabunPSK" w:cs="TH SarabunPSK" w:hint="cs"/>
+                                <w:sz w:val="28"/>
+                              </w:rPr>
+                              <w:t>}</w:t>
+                            </w:r>
+                          </w:p>
+                        </w:txbxContent>
+                      </wps:txbx>
+                      <wps:bodyPr rot="0" spcFirstLastPara="0" vertOverflow="overflow" horzOverflow="overflow" vert="horz" wrap="square" lIns="91440" tIns="45720" rIns="91440" bIns="45720" numCol="1" spcCol="0" rtlCol="0" fromWordArt="0" anchor="t" anchorCtr="0" forceAA="0" compatLnSpc="1">
+                        <a:prstTxWarp prst="textNoShape">
+                          <a:avLst/>
+                        </a:prstTxWarp>
+                        <a:noAutofit/>
+                      </wps:bodyPr>
+                    </wps:wsp>
+                  </a:graphicData>
+                </a:graphic>
+                <wp14:sizeRelH relativeFrom="margin">
+                  <wp14:pctWidth>0</wp14:pctWidth>
+                </wp14:sizeRelH>
+                <wp14:sizeRelV relativeFrom="margin">
+                  <wp14:pctHeight>0</wp14:pctHeight>
+                </wp14:sizeRelV>
+              </wp:anchor>
+            </w:drawing>
+          </mc:Choice>
+          <mc:Fallback>
+            <w:pict>
+              <v:shape w14:anchorId="3B80452C" id="_x0000_s1027" type="#_x0000_t202" style="position:absolute;left:0;text-align:left;margin-left:295.05pt;margin-top:21.8pt;width:80.45pt;height:23.5pt;z-index:251663360;visibility:visible;mso-wrap-style:square;mso-width-percent:0;mso-height-percent:0;mso-wrap-distance-left:9pt;mso-wrap-distance-top:0;mso-wrap-distance-right:9pt;mso-wrap-distance-bottom:0;mso-position-horizontal:absolute;mso-position-horizontal-relative:text;mso-position-vertical:absolute;mso-position-vertical-relative:text;mso-width-percent:0;mso-height-percent:0;mso-width-relative:margin;mso-height-relative:margin;v-text-anchor:top" o:gfxdata="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" filled="f" stroked="f" strokeweight=".5pt">
+                <v:textbox>
+                  <w:txbxContent>
+                    <w:p>
+                      <w:pPr>
+                        <w:rPr>
+                          <w:rFonts w:ascii="TH SarabunPSK" w:hAnsi="TH SarabunPSK" w:cs="TH SarabunPSK"/>
+                          <w:sz w:val="28"/>
+                        </w:rPr>
+                      </w:pPr>
+                      <w:r>
+                        <w:rPr>
+                          <w:rFonts w:ascii="TH SarabunPSK" w:hAnsi="TH SarabunPSK" w:cs="TH SarabunPSK" w:hint="cs"/>
+                          <w:sz w:val="28"/>
+                        </w:rPr>
+                        <w:t>${</w:t>
+                      </w:r>
+                      <w:proofErr w:type="spellStart"/>
+                      <w:r>
+                        <w:rPr>
+                          <w:rFonts w:ascii="TH SarabunPSK" w:hAnsi="TH SarabunPSK" w:cs="TH SarabunPSK"/>
+                          <w:sz w:val="28"/>
+                        </w:rPr>
+                        <w:t>date_month</w:t>
+                      </w:r>
+                      <w:proofErr w:type="spellEnd"/>
+                      <w:r>
+                        <w:rPr>
+                          <w:rFonts w:ascii="TH SarabunPSK" w:hAnsi="TH SarabunPSK" w:cs="TH SarabunPSK" w:hint="cs"/>
+                          <w:sz w:val="28"/>
+                        </w:rPr>
+                        <w:t>}</w:t>
+                      </w:r>
+                    </w:p>
+                  </w:txbxContent>
+                </v:textbox>
+              </v:shape>
+            </w:pict>
+          </mc:Fallback>
+        </mc:AlternateContent>
+      </w:r>
+      <w:r>
+        <w:rPr>
+          <w:rFonts w:ascii="TH SarabunPSK" w:hAnsi="TH SarabunPSK" w:cs="TH SarabunPSK" w:hint="cs"/>
+          <w:b/>
+          <w:bCs/>
+          <w:noProof/>
+          <w:sz w:val="28"/>
+          <w:lang w:val="th-TH"/>
+        </w:rPr>
+        <mc:AlternateContent>
+          <mc:Choice Requires="wps">
+            <w:drawing>
+              <wp:anchor distT="0" distB="0" distL="114300" distR="114300" simplePos="0" relativeHeight="251661312" behindDoc="0" locked="0" layoutInCell="1" allowOverlap="1" wp14:anchorId="4241CC58" wp14:editId="02DC4687">
+                <wp:simplePos x="0" y="0"/>
+                <wp:positionH relativeFrom="column">
+                  <wp:posOffset>3034910</wp:posOffset>
+                </wp:positionH>
+                <wp:positionV relativeFrom="paragraph">
+                  <wp:posOffset>282668</wp:posOffset>
+                </wp:positionV>
+                <wp:extent cx="359029" cy="285750"/>
+                <wp:effectExtent l="0" t="0" r="0" b="0"/>
+                <wp:wrapNone/>
+                <wp:docPr id="1451875796" name="Text Box 3"/>
+                <wp:cNvGraphicFramePr/>
+                <a:graphic xmlns:a="http://schemas.openxmlformats.org/drawingml/2006/main">
+                  <a:graphicData uri="http://schemas.microsoft.com/office/word/2010/wordprocessingShape">
+                    <wps:wsp>
+                      <wps:cNvSpPr txBox="1"/>
+                      <wps:spPr>
+                        <a:xfrm>
+                          <a:off x="0" y="0"/>
+                          <a:ext cx="359029" cy="285750"/>
+                        </a:xfrm>
+                        <a:prstGeom prst="rect">
+                          <a:avLst/>
+                        </a:prstGeom>
+                        <a:noFill/>
+                        <a:ln w="6350">
+                          <a:noFill/>
+                        </a:ln>
+                      </wps:spPr>
+                      <wps:txbx>
+                        <w:txbxContent>
+                          <w:p>
+                            <w:pPr>
+                              <w:rPr>
+                                <w:rFonts w:ascii="TH SarabunPSK" w:hAnsi="TH SarabunPSK" w:cs="TH SarabunPSK"/>
+                                <w:sz w:val="28"/>
+                              </w:rPr>
+                            </w:pPr>
+                            <w:r>
+                              <w:rPr>
+                                <w:rFonts w:ascii="TH SarabunPSK" w:hAnsi="TH SarabunPSK" w:cs="TH SarabunPSK" w:hint="cs"/>
+                                <w:sz w:val="28"/>
+                              </w:rPr>
+                              <w:t>${</w:t>
+                            </w:r>
+                            <w:proofErr w:type="spellStart"/>
+                            <w:r>
+                              <w:rPr>
+                                <w:rFonts w:ascii="TH SarabunPSK" w:hAnsi="TH SarabunPSK" w:cs="TH SarabunPSK"/>
+                                <w:sz w:val="28"/>
+                              </w:rPr>
+                              <w:t>date_day</w:t>
+                            </w:r>
+                            <w:proofErr w:type="spellEnd"/>
+                            <w:r>
+                              <w:rPr>
+                                <w:rFonts w:ascii="TH SarabunPSK" w:hAnsi="TH SarabunPSK" w:cs="TH SarabunPSK" w:hint="cs"/>
+                                <w:sz w:val="28"/>
+                              </w:rPr>
+                              <w:t>}</w:t>
+                            </w:r>
+                          </w:p>
+                        </w:txbxContent>
+                      </wps:txbx>
+                      <wps:bodyPr rot="0" spcFirstLastPara="0" vertOverflow="overflow" horzOverflow="overflow" vert="horz" wrap="square" lIns="91440" tIns="45720" rIns="91440" bIns="45720" numCol="1" spcCol="0" rtlCol="0" fromWordArt="0" anchor="t" anchorCtr="0" forceAA="0" compatLnSpc="1">
+                        <a:prstTxWarp prst="textNoShape">
+                          <a:avLst/>
+                        </a:prstTxWarp>
+                        <a:noAutofit/>
+                      </wps:bodyPr>
+                    </wps:wsp>
+                  </a:graphicData>
+                </a:graphic>
+                <wp14:sizeRelH relativeFrom="margin">
+                  <wp14:pctWidth>0</wp14:pctWidth>
+                </wp14:sizeRelH>
+                <wp14:sizeRelV relativeFrom="margin">
+                  <wp14:pctHeight>0</wp14:pctHeight>
+                </wp14:sizeRelV>
+              </wp:anchor>
+            </w:drawing>
+          </mc:Choice>
+          <mc:Fallback>
+            <w:pict>
+              <v:shape w14:anchorId="4241CC58" id="_x0000_s1028" type="#_x0000_t202" style="position:absolute;left:0;text-align:left;margin-left:238.95pt;margin-top:22.25pt;width:28.25pt;height:22.5pt;z-index:251661312;visibility:visible;mso-wrap-style:square;mso-width-percent:0;mso-height-percent:0;mso-wrap-distance-left:9pt;mso-wrap-distance-top:0;mso-wrap-distance-right:9pt;mso-wrap-distance-bottom:0;mso-position-horizontal:absolute;mso-position-horizontal-relative:text;mso-position-vertical:absolute;mso-position-vertical-relative:text;mso-width-percent:0;mso-height-percent:0;mso-width-relative:margin;mso-height-relative:margin;v-text-anchor:top" o:gfxdata="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" filled="f" stroked="f" strokeweight=".5pt">
+                <v:textbox>
+                  <w:txbxContent>
+                    <w:p>
+                      <w:pPr>
+                        <w:rPr>
+                          <w:rFonts w:ascii="TH SarabunPSK" w:hAnsi="TH SarabunPSK" w:cs="TH SarabunPSK"/>
+                          <w:sz w:val="28"/>
+                        </w:rPr>
+                      </w:pPr>
+                      <w:r>
+                        <w:rPr>
+                          <w:rFonts w:ascii="TH SarabunPSK" w:hAnsi="TH SarabunPSK" w:cs="TH SarabunPSK" w:hint="cs"/>
+                          <w:sz w:val="28"/>
+                        </w:rPr>
+                        <w:t>${</w:t>
+                      </w:r>
+                      <w:proofErr w:type="spellStart"/>
+                      <w:r>
+                        <w:rPr>
+                          <w:rFonts w:ascii="TH SarabunPSK" w:hAnsi="TH SarabunPSK" w:cs="TH SarabunPSK"/>
+                          <w:sz w:val="28"/>
+                        </w:rPr>
+                        <w:t>date_day</w:t>
+                      </w:r>
+                      <w:proofErr w:type="spellEnd"/>
+                      <w:r>
+                        <w:rPr>
+                          <w:rFonts w:ascii="TH SarabunPSK" w:hAnsi="TH SarabunPSK" w:cs="TH SarabunPSK" w:hint="cs"/>
+                          <w:sz w:val="28"/>
+                        </w:rPr>
+                        <w:t>}</w:t>
+                      </w:r>
+                    </w:p>
+                  </w:txbxContent>
+                </v:textbox>
+              </v:shape>
+            </w:pict>
+          </mc:Fallback>
+        </mc:AlternateContent>
+      </w:r>
     </w:p>
     <w:p>
       <w:pPr>
@@ -181,6 +596,119 @@
           <w:rFonts w:ascii="TH SarabunPSK" w:hAnsi="TH SarabunPSK" w:cs="TH SarabunPSK" w:hint="cs"/>
           <w:b/>
           <w:bCs/>
+          <w:noProof/>
+          <w:lang w:val="th-TH"/>
+        </w:rPr>
+        <mc:AlternateContent>
+          <mc:Choice Requires="wps">
+            <w:drawing>
+              <wp:anchor distT="0" distB="0" distL="114300" distR="114300" simplePos="0" relativeHeight="251666432" behindDoc="0" locked="0" layoutInCell="1" allowOverlap="1" wp14:anchorId="70B06662" wp14:editId="321F3B46">
+                <wp:simplePos x="0" y="0"/>
+                <wp:positionH relativeFrom="column">
+                  <wp:posOffset>213173</wp:posOffset>
+                </wp:positionH>
+                <wp:positionV relativeFrom="paragraph">
+                  <wp:posOffset>288995</wp:posOffset>
+                </wp:positionV>
+                <wp:extent cx="959485" cy="359028"/>
+                <wp:effectExtent l="0" t="0" r="0" b="3175"/>
+                <wp:wrapNone/>
+                <wp:docPr id="604743521" name="Text Box 3"/>
+                <wp:cNvGraphicFramePr>
+                  <a:graphicFrameLocks xmlns:a="http://schemas.openxmlformats.org/drawingml/2006/main"/>
+                </wp:cNvGraphicFramePr>
+                <a:graphic xmlns:a="http://schemas.openxmlformats.org/drawingml/2006/main">
+                  <a:graphicData uri="http://schemas.microsoft.com/office/word/2010/wordprocessingShape">
+                    <wps:wsp>
+                      <wps:cNvSpPr txBox="1">
+                        <a:spLocks/>
+                      </wps:cNvSpPr>
+                      <wps:spPr>
+                        <a:xfrm>
+                          <a:off x="0" y="0"/>
+                          <a:ext cx="959485" cy="359028"/>
+                        </a:xfrm>
+                        <a:prstGeom prst="rect">
+                          <a:avLst/>
+                        </a:prstGeom>
+                        <a:noFill/>
+                        <a:ln w="6350">
+                          <a:noFill/>
+                        </a:ln>
+                      </wps:spPr>
+                      <wps:txbx>
+                        <w:txbxContent>
+                          <w:p>
+                            <w:pPr>
+                              <w:rPr>
+                                <w:rFonts w:ascii="TH SarabunPSK" w:hAnsi="TH SarabunPSK" w:cs="TH SarabunPSK"/>
+                                <w:sz w:val="28"/>
+                                <w:cs/>
+                              </w:rPr>
+                            </w:pPr>
+                            <w:r>
+                              <w:rPr>
+                                <w:rFonts w:ascii="TH SarabunPSK" w:hAnsi="TH SarabunPSK" w:cs="TH SarabunPSK" w:hint="cs"/>
+                                <w:sz w:val="28"/>
+                                <w:cs/>
+                              </w:rPr>
+                              <w:t>ผู้จัดการสาขา</w:t>
+                            </w:r>
+                          </w:p>
+                        </w:txbxContent>
+                      </wps:txbx>
+                      <wps:bodyPr rot="0" spcFirstLastPara="0" vertOverflow="overflow" horzOverflow="overflow" vert="horz" wrap="square" lIns="91440" tIns="45720" rIns="91440" bIns="45720" numCol="1" spcCol="0" rtlCol="0" fromWordArt="0" anchor="t" anchorCtr="0" forceAA="0" compatLnSpc="1">
+                        <a:prstTxWarp prst="textNoShape">
+                          <a:avLst/>
+                        </a:prstTxWarp>
+                        <a:noAutofit/>
+                      </wps:bodyPr>
+                    </wps:wsp>
+                  </a:graphicData>
+                </a:graphic>
+                <wp14:sizeRelH relativeFrom="margin">
+                  <wp14:pctWidth>0</wp14:pctWidth>
+                </wp14:sizeRelH>
+                <wp14:sizeRelV relativeFrom="margin">
+                  <wp14:pctHeight>0</wp14:pctHeight>
+                </wp14:sizeRelV>
+              </wp:anchor>
+            </w:drawing>
+          </mc:Choice>
+          <mc:Fallback>
+            <w:pict>
+              <v:shape w14:anchorId="70B06662" id="_x0000_s1029" type="#_x0000_t202" style="position:absolute;margin-left:16.8pt;margin-top:22.75pt;width:75.55pt;height:28.25pt;z-index:251666432;visibility:visible;mso-wrap-style:square;mso-width-percent:0;mso-height-percent:0;mso-wrap-distance-left:9pt;mso-wrap-distance-top:0;mso-wrap-distance-right:9pt;mso-wrap-distance-bottom:0;mso-position-horizontal:absolute;mso-position-horizontal-relative:text;mso-position-vertical:absolute;mso-position-vertical-relative:text;mso-width-percent:0;mso-height-percent:0;mso-width-relative:margin;mso-height-relative:margin;v-text-anchor:top" o:gfxdata="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" filled="f" stroked="f" strokeweight=".5pt">
+                <v:textbox>
+                  <w:txbxContent>
+                    <w:p>
+                      <w:pPr>
+                        <w:rPr>
+                          <w:rFonts w:ascii="TH SarabunPSK" w:hAnsi="TH SarabunPSK" w:cs="TH SarabunPSK"/>
+                          <w:sz w:val="28"/>
+                          <w:cs/>
+                        </w:rPr>
+                      </w:pPr>
+                      <w:r>
+                        <w:rPr>
+                          <w:rFonts w:ascii="TH SarabunPSK" w:hAnsi="TH SarabunPSK" w:cs="TH SarabunPSK" w:hint="cs"/>
+                          <w:sz w:val="28"/>
+                          <w:cs/>
+                        </w:rPr>
+                        <w:t>ผู้จัดการสาขา</w:t>
+                      </w:r>
+                    </w:p>
+                  </w:txbxContent>
+                </v:textbox>
+              </v:shape>
+            </w:pict>
+          </mc:Fallback>
+        </mc:AlternateContent>
+      </w:r>
+      <w:r>
+        <w:rPr>
+          <w:rFonts w:ascii="TH SarabunPSK" w:hAnsi="TH SarabunPSK" w:cs="TH SarabunPSK" w:hint="cs"/>
+          <w:b/>
+          <w:bCs/>
           <w:cs/>
         </w:rPr>
         <w:t xml:space="preserve">เรื่อง </w:t>
@@ -208,6 +736,309 @@
           <w:cs/>
         </w:rPr>
       </w:pPr>
+      <w:r>
+        <w:rPr>
+          <w:rFonts w:ascii="TH SarabunPSK" w:hAnsi="TH SarabunPSK" w:cs="TH SarabunPSK" w:hint="cs"/>
+          <w:b/>
+          <w:bCs/>
+          <w:noProof/>
+          <w:sz w:val="28"/>
+          <w:lang w:val="th-TH"/>
+        </w:rPr>
+        <mc:AlternateContent>
+          <mc:Choice Requires="wps">
+            <w:drawing>
+              <wp:anchor distT="0" distB="0" distL="114300" distR="114300" simplePos="0" relativeHeight="251668480" behindDoc="0" locked="0" layoutInCell="1" allowOverlap="1" wp14:anchorId="7B069D41" wp14:editId="5795F86A">
+                <wp:simplePos x="0" y="0"/>
+                <wp:positionH relativeFrom="column">
+                  <wp:posOffset>1208015</wp:posOffset>
+                </wp:positionH>
+                <wp:positionV relativeFrom="paragraph">
+                  <wp:posOffset>275753</wp:posOffset>
+                </wp:positionV>
+                <wp:extent cx="1879288" cy="288638"/>
+                <wp:effectExtent l="0" t="0" r="0" b="0"/>
+                <wp:wrapNone/>
+                <wp:docPr id="954089149" name="Text Box 3"/>
+                <wp:cNvGraphicFramePr/>
+                <a:graphic xmlns:a="http://schemas.openxmlformats.org/drawingml/2006/main">
+                  <a:graphicData uri="http://schemas.microsoft.com/office/word/2010/wordprocessingShape">
+                    <wps:wsp>
+                      <wps:cNvSpPr txBox="1"/>
+                      <wps:spPr>
+                        <a:xfrm>
+                          <a:off x="0" y="0"/>
+                          <a:ext cx="1879288" cy="288638"/>
+                        </a:xfrm>
+                        <a:prstGeom prst="rect">
+                          <a:avLst/>
+                        </a:prstGeom>
+                        <a:noFill/>
+                        <a:ln w="6350">
+                          <a:noFill/>
+                        </a:ln>
+                      </wps:spPr>
+                      <wps:txbx>
+                        <w:txbxContent>
+                          <w:p>
+                            <w:pPr>
+                              <w:rPr>
+                                <w:rFonts w:ascii="TH SarabunPSK" w:hAnsi="TH SarabunPSK" w:cs="TH SarabunPSK"/>
+                                <w:sz w:val="28"/>
+                              </w:rPr>
+                            </w:pPr>
+                            <w:r>
+                              <w:rPr>
+                                <w:rFonts w:ascii="TH SarabunPSK" w:hAnsi="TH SarabunPSK" w:cs="TH SarabunPSK" w:hint="cs"/>
+                                <w:sz w:val="28"/>
+                              </w:rPr>
+                              <w:t>${</w:t>
+                            </w:r>
+                            <w:proofErr w:type="spellStart"/>
+                            <w:r>
+                              <w:rPr>
+                                <w:rFonts w:ascii="TH SarabunPSK" w:hAnsi="TH SarabunPSK" w:cs="TH SarabunPSK"/>
+                                <w:sz w:val="28"/>
+                              </w:rPr>
+                              <w:t>prefix_employee_name</w:t>
+                            </w:r>
+                            <w:proofErr w:type="spellEnd"/>
+                            <w:r>
+                              <w:rPr>
+                                <w:rFonts w:ascii="TH SarabunPSK" w:hAnsi="TH SarabunPSK" w:cs="TH SarabunPSK"/>
+                                <w:sz w:val="28"/>
+                              </w:rPr>
+                              <w:t>}</w:t>
+                            </w:r>
+                          </w:p>
+                          <w:p>
+                            <w:pPr>
+                              <w:rPr>
+                                <w:rFonts w:ascii="TH SarabunPSK" w:hAnsi="TH SarabunPSK" w:cs="TH SarabunPSK"/>
+                                <w:sz w:val="28"/>
+                              </w:rPr>
+                            </w:pPr>
+                            <w:r>
+                              <w:rPr>
+                                <w:rFonts w:ascii="TH SarabunPSK" w:hAnsi="TH SarabunPSK" w:cs="TH SarabunPSK" w:hint="cs"/>
+                                <w:sz w:val="28"/>
+                              </w:rPr>
+                              <w:t>}</w:t>
+                            </w:r>
+                          </w:p>
+                        </w:txbxContent>
+                      </wps:txbx>
+                      <wps:bodyPr rot="0" spcFirstLastPara="0" vertOverflow="overflow" horzOverflow="overflow" vert="horz" wrap="square" lIns="91440" tIns="45720" rIns="91440" bIns="45720" numCol="1" spcCol="0" rtlCol="0" fromWordArt="0" anchor="t" anchorCtr="0" forceAA="0" compatLnSpc="1">
+                        <a:prstTxWarp prst="textNoShape">
+                          <a:avLst/>
+                        </a:prstTxWarp>
+                        <a:noAutofit/>
+                      </wps:bodyPr>
+                    </wps:wsp>
+                  </a:graphicData>
+                </a:graphic>
+                <wp14:sizeRelH relativeFrom="margin">
+                  <wp14:pctWidth>0</wp14:pctWidth>
+                </wp14:sizeRelH>
+                <wp14:sizeRelV relativeFrom="margin">
+                  <wp14:pctHeight>0</wp14:pctHeight>
+                </wp14:sizeRelV>
+              </wp:anchor>
+            </w:drawing>
+          </mc:Choice>
+          <mc:Fallback>
+            <w:pict>
+              <v:shapetype w14:anchorId="7B069D41" id="_x0000_t202" coordsize="21600,21600" o:spt="202" path="m,l,21600r21600,l21600,xe">
+                <v:stroke joinstyle="miter"/>
+                <v:path gradientshapeok="t" o:connecttype="rect"/>
+              </v:shapetype>
+              <v:shape id="_x0000_s1030" type="#_x0000_t202" style="position:absolute;margin-left:95.1pt;margin-top:21.7pt;width:148pt;height:22.75pt;z-index:251668480;visibility:visible;mso-wrap-style:square;mso-width-percent:0;mso-height-percent:0;mso-wrap-distance-left:9pt;mso-wrap-distance-top:0;mso-wrap-distance-right:9pt;mso-wrap-distance-bottom:0;mso-position-horizontal:absolute;mso-position-horizontal-relative:text;mso-position-vertical:absolute;mso-position-vertical-relative:text;mso-width-percent:0;mso-height-percent:0;mso-width-relative:margin;mso-height-relative:margin;v-text-anchor:top" o:gfxdata="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" filled="f" stroked="f" strokeweight=".5pt">
+                <v:textbox>
+                  <w:txbxContent>
+                    <w:p>
+                      <w:pPr>
+                        <w:rPr>
+                          <w:rFonts w:ascii="TH SarabunPSK" w:hAnsi="TH SarabunPSK" w:cs="TH SarabunPSK"/>
+                          <w:sz w:val="28"/>
+                        </w:rPr>
+                      </w:pPr>
+                      <w:r>
+                        <w:rPr>
+                          <w:rFonts w:ascii="TH SarabunPSK" w:hAnsi="TH SarabunPSK" w:cs="TH SarabunPSK" w:hint="cs"/>
+                          <w:sz w:val="28"/>
+                        </w:rPr>
+                        <w:t>${</w:t>
+                      </w:r>
+                      <w:proofErr w:type="spellStart"/>
+                      <w:r>
+                        <w:rPr>
+                          <w:rFonts w:ascii="TH SarabunPSK" w:hAnsi="TH SarabunPSK" w:cs="TH SarabunPSK"/>
+                          <w:sz w:val="28"/>
+                        </w:rPr>
+                        <w:t>prefix_employee_name</w:t>
+                      </w:r>
+                      <w:proofErr w:type="spellEnd"/>
+                      <w:r>
+                        <w:rPr>
+                          <w:rFonts w:ascii="TH SarabunPSK" w:hAnsi="TH SarabunPSK" w:cs="TH SarabunPSK"/>
+                          <w:sz w:val="28"/>
+                        </w:rPr>
+                        <w:t>}</w:t>
+                      </w:r>
+                    </w:p>
+                    <w:p>
+                      <w:pPr>
+                        <w:rPr>
+                          <w:rFonts w:ascii="TH SarabunPSK" w:hAnsi="TH SarabunPSK" w:cs="TH SarabunPSK"/>
+                          <w:sz w:val="28"/>
+                        </w:rPr>
+                      </w:pPr>
+                      <w:r>
+                        <w:rPr>
+                          <w:rFonts w:ascii="TH SarabunPSK" w:hAnsi="TH SarabunPSK" w:cs="TH SarabunPSK" w:hint="cs"/>
+                          <w:sz w:val="28"/>
+                        </w:rPr>
+                        <w:t>}</w:t>
+                      </w:r>
+                    </w:p>
+                  </w:txbxContent>
+                </v:textbox>
+              </v:shape>
+            </w:pict>
+          </mc:Fallback>
+        </mc:AlternateContent>
+      </w:r>
+      <w:r>
+        <w:rPr>
+          <w:rFonts w:ascii="TH SarabunPSK" w:hAnsi="TH SarabunPSK" w:cs="TH SarabunPSK" w:hint="cs"/>
+          <w:b/>
+          <w:bCs/>
+          <w:noProof/>
+          <w:sz w:val="28"/>
+          <w:lang w:val="th-TH"/>
+        </w:rPr>
+        <mc:AlternateContent>
+          <mc:Choice Requires="wps">
+            <w:drawing>
+              <wp:anchor distT="0" distB="0" distL="114300" distR="114300" simplePos="0" relativeHeight="251670528" behindDoc="0" locked="0" layoutInCell="1" allowOverlap="1" wp14:anchorId="17AEDC2E" wp14:editId="6A87D5CF">
+                <wp:simplePos x="0" y="0"/>
+                <wp:positionH relativeFrom="column">
+                  <wp:posOffset>3907640</wp:posOffset>
+                </wp:positionH>
+                <wp:positionV relativeFrom="paragraph">
+                  <wp:posOffset>278541</wp:posOffset>
+                </wp:positionV>
+                <wp:extent cx="903181" cy="276225"/>
+                <wp:effectExtent l="0" t="0" r="0" b="0"/>
+                <wp:wrapNone/>
+                <wp:docPr id="1843113035" name="Text Box 3"/>
+                <wp:cNvGraphicFramePr/>
+                <a:graphic xmlns:a="http://schemas.openxmlformats.org/drawingml/2006/main">
+                  <a:graphicData uri="http://schemas.microsoft.com/office/word/2010/wordprocessingShape">
+                    <wps:wsp>
+                      <wps:cNvSpPr txBox="1"/>
+                      <wps:spPr>
+                        <a:xfrm>
+                          <a:off x="0" y="0"/>
+                          <a:ext cx="903181" cy="276225"/>
+                        </a:xfrm>
+                        <a:prstGeom prst="rect">
+                          <a:avLst/>
+                        </a:prstGeom>
+                        <a:noFill/>
+                        <a:ln w="6350">
+                          <a:noFill/>
+                        </a:ln>
+                      </wps:spPr>
+                      <wps:txbx>
+                        <w:txbxContent>
+                          <w:p>
+                            <w:pPr>
+                              <w:rPr>
+                                <w:rFonts w:ascii="TH SarabunPSK" w:hAnsi="TH SarabunPSK" w:cs="TH SarabunPSK"/>
+                                <w:sz w:val="28"/>
+                              </w:rPr>
+                            </w:pPr>
+                            <w:r>
+                              <w:rPr>
+                                <w:rFonts w:ascii="TH SarabunPSK" w:hAnsi="TH SarabunPSK" w:cs="TH SarabunPSK" w:hint="cs"/>
+                                <w:sz w:val="28"/>
+                              </w:rPr>
+                              <w:t>${</w:t>
+                            </w:r>
+                            <w:r>
+                              <w:rPr>
+                                <w:rFonts w:ascii="TH SarabunPSK" w:hAnsi="TH SarabunPSK" w:cs="TH SarabunPSK"/>
+                                <w:sz w:val="28"/>
+                              </w:rPr>
+                              <w:t>position</w:t>
+                            </w:r>
+                            <w:r>
+                              <w:rPr>
+                                <w:rFonts w:ascii="TH SarabunPSK" w:hAnsi="TH SarabunPSK" w:cs="TH SarabunPSK" w:hint="cs"/>
+                                <w:sz w:val="28"/>
+                              </w:rPr>
+                              <w:t>}</w:t>
+                            </w:r>
+                          </w:p>
+                        </w:txbxContent>
+                      </wps:txbx>
+                      <wps:bodyPr rot="0" spcFirstLastPara="0" vertOverflow="overflow" horzOverflow="overflow" vert="horz" wrap="square" lIns="91440" tIns="45720" rIns="91440" bIns="45720" numCol="1" spcCol="0" rtlCol="0" fromWordArt="0" anchor="t" anchorCtr="0" forceAA="0" compatLnSpc="1">
+                        <a:prstTxWarp prst="textNoShape">
+                          <a:avLst/>
+                        </a:prstTxWarp>
+                        <a:noAutofit/>
+                      </wps:bodyPr>
+                    </wps:wsp>
+                  </a:graphicData>
+                </a:graphic>
+                <wp14:sizeRelH relativeFrom="margin">
+                  <wp14:pctWidth>0</wp14:pctWidth>
+                </wp14:sizeRelH>
+              </wp:anchor>
+            </w:drawing>
+          </mc:Choice>
+          <mc:Fallback>
+            <w:pict>
+              <v:shape w14:anchorId="17AEDC2E" id="_x0000_s1031" type="#_x0000_t202" style="position:absolute;margin-left:307.7pt;margin-top:21.95pt;width:71.1pt;height:21.75pt;z-index:251670528;visibility:visible;mso-wrap-style:square;mso-width-percent:0;mso-wrap-distance-left:9pt;mso-wrap-distance-top:0;mso-wrap-distance-right:9pt;mso-wrap-distance-bottom:0;mso-position-horizontal:absolute;mso-position-horizontal-relative:text;mso-position-vertical:absolute;mso-position-vertical-relative:text;mso-width-percent:0;mso-width-relative:margin;v-text-anchor:top" o:gfxdata="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" filled="f" stroked="f" strokeweight=".5pt">
+                <v:textbox>
+                  <w:txbxContent>
+                    <w:p>
+                      <w:pPr>
+                        <w:rPr>
+                          <w:rFonts w:ascii="TH SarabunPSK" w:hAnsi="TH SarabunPSK" w:cs="TH SarabunPSK"/>
+                          <w:sz w:val="28"/>
+                        </w:rPr>
+                      </w:pPr>
+                      <w:r>
+                        <w:rPr>
+                          <w:rFonts w:ascii="TH SarabunPSK" w:hAnsi="TH SarabunPSK" w:cs="TH SarabunPSK" w:hint="cs"/>
+                          <w:sz w:val="28"/>
+                        </w:rPr>
+                        <w:t>${</w:t>
+                      </w:r>
+                      <w:r>
+                        <w:rPr>
+                          <w:rFonts w:ascii="TH SarabunPSK" w:hAnsi="TH SarabunPSK" w:cs="TH SarabunPSK"/>
+                          <w:sz w:val="28"/>
+                        </w:rPr>
+                        <w:t>position</w:t>
+                      </w:r>
+                      <w:r>
+                        <w:rPr>
+                          <w:rFonts w:ascii="TH SarabunPSK" w:hAnsi="TH SarabunPSK" w:cs="TH SarabunPSK" w:hint="cs"/>
+                          <w:sz w:val="28"/>
+                        </w:rPr>
+                        <w:t>}</w:t>
+                      </w:r>
+                    </w:p>
+                  </w:txbxContent>
+                </v:textbox>
+              </v:shape>
+            </w:pict>
+          </mc:Fallback>
+        </mc:AlternateContent>
+      </w:r>
       <w:r>
         <w:rPr>
           <w:rFonts w:ascii="TH SarabunPSK" w:hAnsi="TH SarabunPSK" w:cs="TH SarabunPSK" w:hint="cs"/>
@@ -243,6 +1074,348 @@
       <w:r>
         <w:rPr>
           <w:rFonts w:ascii="TH SarabunPSK" w:hAnsi="TH SarabunPSK" w:cs="TH SarabunPSK" w:hint="cs"/>
+          <w:b/>
+          <w:bCs/>
+          <w:noProof/>
+          <w:sz w:val="28"/>
+          <w:lang w:val="th-TH"/>
+        </w:rPr>
+        <mc:AlternateContent>
+          <mc:Choice Requires="wps">
+            <w:drawing>
+              <wp:anchor distT="0" distB="0" distL="114300" distR="114300" simplePos="0" relativeHeight="251678720" behindDoc="0" locked="0" layoutInCell="1" allowOverlap="1" wp14:anchorId="536EFD8F" wp14:editId="72D225EF">
+                <wp:simplePos x="0" y="0"/>
+                <wp:positionH relativeFrom="margin">
+                  <wp:posOffset>2161790</wp:posOffset>
+                </wp:positionH>
+                <wp:positionV relativeFrom="paragraph">
+                  <wp:posOffset>251467</wp:posOffset>
+                </wp:positionV>
+                <wp:extent cx="813435" cy="301277"/>
+                <wp:effectExtent l="0" t="0" r="0" b="3810"/>
+                <wp:wrapNone/>
+                <wp:docPr id="1308827892" name="Text Box 3"/>
+                <wp:cNvGraphicFramePr/>
+                <a:graphic xmlns:a="http://schemas.openxmlformats.org/drawingml/2006/main">
+                  <a:graphicData uri="http://schemas.microsoft.com/office/word/2010/wordprocessingShape">
+                    <wps:wsp>
+                      <wps:cNvSpPr txBox="1"/>
+                      <wps:spPr>
+                        <a:xfrm>
+                          <a:off x="0" y="0"/>
+                          <a:ext cx="813435" cy="301277"/>
+                        </a:xfrm>
+                        <a:prstGeom prst="rect">
+                          <a:avLst/>
+                        </a:prstGeom>
+                        <a:noFill/>
+                        <a:ln w="6350">
+                          <a:noFill/>
+                        </a:ln>
+                      </wps:spPr>
+                      <wps:txbx>
+                        <w:txbxContent>
+                          <w:p>
+                            <w:pPr>
+                              <w:rPr>
+                                <w:rFonts w:ascii="TH SarabunPSK" w:hAnsi="TH SarabunPSK" w:cs="TH SarabunPSK" w:hint="cs"/>
+                                <w:sz w:val="28"/>
+                              </w:rPr>
+                            </w:pPr>
+                            <w:r>
+                              <w:rPr>
+                                <w:rFonts w:ascii="TH SarabunPSK" w:hAnsi="TH SarabunPSK" w:cs="TH SarabunPSK"/>
+                                <w:sz w:val="28"/>
+                              </w:rPr>
+                              <w:t>${</w:t>
+                            </w:r>
+                            <w:proofErr w:type="spellStart"/>
+                            <w:r>
+                              <w:rPr>
+                                <w:rFonts w:ascii="TH SarabunPSK" w:hAnsi="TH SarabunPSK" w:cs="TH SarabunPSK"/>
+                                <w:sz w:val="28"/>
+                              </w:rPr>
+                              <w:t>start_</w:t>
+                            </w:r>
+                            <w:proofErr w:type="gramStart"/>
+                            <w:r>
+                              <w:rPr>
+                                <w:rFonts w:ascii="TH SarabunPSK" w:hAnsi="TH SarabunPSK" w:cs="TH SarabunPSK"/>
+                                <w:sz w:val="28"/>
+                              </w:rPr>
+                              <w:t>day</w:t>
+                            </w:r>
+                            <w:proofErr w:type="spellEnd"/>
+                            <w:r>
+                              <w:rPr>
+                                <w:rFonts w:ascii="TH SarabunPSK" w:hAnsi="TH SarabunPSK" w:cs="TH SarabunPSK"/>
+                                <w:sz w:val="28"/>
+                              </w:rPr>
+                              <w:t>}</w:t>
+                            </w:r>
+                            <w:r>
+                              <w:rPr>
+                                <w:rFonts w:ascii="TH SarabunPSK" w:hAnsi="TH SarabunPSK" w:cs="TH SarabunPSK"/>
+                                <w:sz w:val="28"/>
+                              </w:rPr>
+                              <w:t xml:space="preserve">   </w:t>
+                            </w:r>
+                            <w:proofErr w:type="gramEnd"/>
+                            <w:r>
+                              <w:rPr>
+                                <w:rFonts w:ascii="TH SarabunPSK" w:hAnsi="TH SarabunPSK" w:cs="TH SarabunPSK"/>
+                                <w:sz w:val="28"/>
+                              </w:rPr>
+                              <w:t xml:space="preserve"> </w:t>
+                            </w:r>
+                          </w:p>
+                        </w:txbxContent>
+                      </wps:txbx>
+                      <wps:bodyPr rot="0" spcFirstLastPara="0" vertOverflow="overflow" horzOverflow="overflow" vert="horz" wrap="square" lIns="91440" tIns="45720" rIns="91440" bIns="45720" numCol="1" spcCol="0" rtlCol="0" fromWordArt="0" anchor="t" anchorCtr="0" forceAA="0" compatLnSpc="1">
+                        <a:prstTxWarp prst="textNoShape">
+                          <a:avLst/>
+                        </a:prstTxWarp>
+                        <a:noAutofit/>
+                      </wps:bodyPr>
+                    </wps:wsp>
+                  </a:graphicData>
+                </a:graphic>
+                <wp14:sizeRelH relativeFrom="margin">
+                  <wp14:pctWidth>0</wp14:pctWidth>
+                </wp14:sizeRelH>
+                <wp14:sizeRelV relativeFrom="margin">
+                  <wp14:pctHeight>0</wp14:pctHeight>
+                </wp14:sizeRelV>
+              </wp:anchor>
+            </w:drawing>
+          </mc:Choice>
+          <mc:Fallback>
+            <w:pict>
+              <v:shape w14:anchorId="536EFD8F" id="_x0000_s1032" type="#_x0000_t202" style="position:absolute;left:0;text-align:left;margin-left:170.2pt;margin-top:19.8pt;width:64.05pt;height:23.7pt;z-index:251678720;visibility:visible;mso-wrap-style:square;mso-width-percent:0;mso-height-percent:0;mso-wrap-distance-left:9pt;mso-wrap-distance-top:0;mso-wrap-distance-right:9pt;mso-wrap-distance-bottom:0;mso-position-horizontal:absolute;mso-position-horizontal-relative:margin;mso-position-vertical:absolute;mso-position-vertical-relative:text;mso-width-percent:0;mso-height-percent:0;mso-width-relative:margin;mso-height-relative:margin;v-text-anchor:top" o:gfxdata="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" filled="f" stroked="f" strokeweight=".5pt">
+                <v:textbox>
+                  <w:txbxContent>
+                    <w:p>
+                      <w:pPr>
+                        <w:rPr>
+                          <w:rFonts w:ascii="TH SarabunPSK" w:hAnsi="TH SarabunPSK" w:cs="TH SarabunPSK" w:hint="cs"/>
+                          <w:sz w:val="28"/>
+                        </w:rPr>
+                      </w:pPr>
+                      <w:r>
+                        <w:rPr>
+                          <w:rFonts w:ascii="TH SarabunPSK" w:hAnsi="TH SarabunPSK" w:cs="TH SarabunPSK"/>
+                          <w:sz w:val="28"/>
+                        </w:rPr>
+                        <w:t>${</w:t>
+                      </w:r>
+                      <w:proofErr w:type="spellStart"/>
+                      <w:r>
+                        <w:rPr>
+                          <w:rFonts w:ascii="TH SarabunPSK" w:hAnsi="TH SarabunPSK" w:cs="TH SarabunPSK"/>
+                          <w:sz w:val="28"/>
+                        </w:rPr>
+                        <w:t>start_</w:t>
+                      </w:r>
+                      <w:proofErr w:type="gramStart"/>
+                      <w:r>
+                        <w:rPr>
+                          <w:rFonts w:ascii="TH SarabunPSK" w:hAnsi="TH SarabunPSK" w:cs="TH SarabunPSK"/>
+                          <w:sz w:val="28"/>
+                        </w:rPr>
+                        <w:t>day</w:t>
+                      </w:r>
+                      <w:proofErr w:type="spellEnd"/>
+                      <w:r>
+                        <w:rPr>
+                          <w:rFonts w:ascii="TH SarabunPSK" w:hAnsi="TH SarabunPSK" w:cs="TH SarabunPSK"/>
+                          <w:sz w:val="28"/>
+                        </w:rPr>
+                        <w:t>}</w:t>
+                      </w:r>
+                      <w:r>
+                        <w:rPr>
+                          <w:rFonts w:ascii="TH SarabunPSK" w:hAnsi="TH SarabunPSK" w:cs="TH SarabunPSK"/>
+                          <w:sz w:val="28"/>
+                        </w:rPr>
+                        <w:t xml:space="preserve">   </w:t>
+                      </w:r>
+                      <w:proofErr w:type="gramEnd"/>
+                      <w:r>
+                        <w:rPr>
+                          <w:rFonts w:ascii="TH SarabunPSK" w:hAnsi="TH SarabunPSK" w:cs="TH SarabunPSK"/>
+                          <w:sz w:val="28"/>
+                        </w:rPr>
+                        <w:t xml:space="preserve"> </w:t>
+                      </w:r>
+                    </w:p>
+                  </w:txbxContent>
+                </v:textbox>
+                <w10:wrap anchorx="margin"/>
+              </v:shape>
+            </w:pict>
+          </mc:Fallback>
+        </mc:AlternateContent>
+      </w:r>
+      <w:r>
+        <w:rPr>
+          <w:rFonts w:ascii="TH SarabunPSK" w:hAnsi="TH SarabunPSK" w:cs="TH SarabunPSK" w:hint="cs"/>
+          <w:b/>
+          <w:bCs/>
+          <w:noProof/>
+          <w:sz w:val="28"/>
+          <w:lang w:val="th-TH"/>
+        </w:rPr>
+        <mc:AlternateContent>
+          <mc:Choice Requires="wps">
+            <w:drawing>
+              <wp:anchor distT="0" distB="0" distL="114300" distR="114300" simplePos="0" relativeHeight="251688960" behindDoc="0" locked="0" layoutInCell="1" allowOverlap="1" wp14:anchorId="2DB3CFF5" wp14:editId="083456C9">
+                <wp:simplePos x="0" y="0"/>
+                <wp:positionH relativeFrom="margin">
+                  <wp:posOffset>3292897</wp:posOffset>
+                </wp:positionH>
+                <wp:positionV relativeFrom="paragraph">
+                  <wp:posOffset>251467</wp:posOffset>
+                </wp:positionV>
+                <wp:extent cx="961970" cy="301277"/>
+                <wp:effectExtent l="0" t="0" r="0" b="3810"/>
+                <wp:wrapNone/>
+                <wp:docPr id="213025740" name="Text Box 3"/>
+                <wp:cNvGraphicFramePr/>
+                <a:graphic xmlns:a="http://schemas.openxmlformats.org/drawingml/2006/main">
+                  <a:graphicData uri="http://schemas.microsoft.com/office/word/2010/wordprocessingShape">
+                    <wps:wsp>
+                      <wps:cNvSpPr txBox="1"/>
+                      <wps:spPr>
+                        <a:xfrm>
+                          <a:off x="0" y="0"/>
+                          <a:ext cx="961970" cy="301277"/>
+                        </a:xfrm>
+                        <a:prstGeom prst="rect">
+                          <a:avLst/>
+                        </a:prstGeom>
+                        <a:noFill/>
+                        <a:ln w="6350">
+                          <a:noFill/>
+                        </a:ln>
+                      </wps:spPr>
+                      <wps:txbx>
+                        <w:txbxContent>
+                          <w:p>
+                            <w:pPr>
+                              <w:rPr>
+                                <w:rFonts w:ascii="TH SarabunPSK" w:hAnsi="TH SarabunPSK" w:cs="TH SarabunPSK" w:hint="cs"/>
+                                <w:sz w:val="28"/>
+                              </w:rPr>
+                            </w:pPr>
+                            <w:r>
+                              <w:rPr>
+                                <w:rFonts w:ascii="TH SarabunPSK" w:hAnsi="TH SarabunPSK" w:cs="TH SarabunPSK"/>
+                                <w:sz w:val="28"/>
+                              </w:rPr>
+                              <w:t>${</w:t>
+                            </w:r>
+                            <w:proofErr w:type="spellStart"/>
+                            <w:r>
+                              <w:rPr>
+                                <w:rFonts w:ascii="TH SarabunPSK" w:hAnsi="TH SarabunPSK" w:cs="TH SarabunPSK"/>
+                                <w:sz w:val="28"/>
+                              </w:rPr>
+                              <w:t>start_</w:t>
+                            </w:r>
+                            <w:proofErr w:type="gramStart"/>
+                            <w:r>
+                              <w:rPr>
+                                <w:rFonts w:ascii="TH SarabunPSK" w:hAnsi="TH SarabunPSK" w:cs="TH SarabunPSK"/>
+                                <w:sz w:val="28"/>
+                              </w:rPr>
+                              <w:t>month</w:t>
+                            </w:r>
+                            <w:proofErr w:type="spellEnd"/>
+                            <w:r>
+                              <w:rPr>
+                                <w:rFonts w:ascii="TH SarabunPSK" w:hAnsi="TH SarabunPSK" w:cs="TH SarabunPSK"/>
+                                <w:sz w:val="28"/>
+                              </w:rPr>
+                              <w:t>}</w:t>
+                            </w:r>
+                            <w:proofErr w:type="gramEnd"/>
+                          </w:p>
+                        </w:txbxContent>
+                      </wps:txbx>
+                      <wps:bodyPr rot="0" spcFirstLastPara="0" vertOverflow="overflow" horzOverflow="overflow" vert="horz" wrap="square" lIns="91440" tIns="45720" rIns="91440" bIns="45720" numCol="1" spcCol="0" rtlCol="0" fromWordArt="0" anchor="t" anchorCtr="0" forceAA="0" compatLnSpc="1">
+                        <a:prstTxWarp prst="textNoShape">
+                          <a:avLst/>
+                        </a:prstTxWarp>
+                        <a:noAutofit/>
+                      </wps:bodyPr>
+                    </wps:wsp>
+                  </a:graphicData>
+                </a:graphic>
+                <wp14:sizeRelH relativeFrom="margin">
+                  <wp14:pctWidth>0</wp14:pctWidth>
+                </wp14:sizeRelH>
+                <wp14:sizeRelV relativeFrom="margin">
+                  <wp14:pctHeight>0</wp14:pctHeight>
+                </wp14:sizeRelV>
+              </wp:anchor>
+            </w:drawing>
+          </mc:Choice>
+          <mc:Fallback>
+            <w:pict>
+              <v:shape w14:anchorId="2DB3CFF5" id="_x0000_s1033" type="#_x0000_t202" style="position:absolute;left:0;text-align:left;margin-left:259.3pt;margin-top:19.8pt;width:75.75pt;height:23.7pt;z-index:251688960;visibility:visible;mso-wrap-style:square;mso-width-percent:0;mso-height-percent:0;mso-wrap-distance-left:9pt;mso-wrap-distance-top:0;mso-wrap-distance-right:9pt;mso-wrap-distance-bottom:0;mso-position-horizontal:absolute;mso-position-horizontal-relative:margin;mso-position-vertical:absolute;mso-position-vertical-relative:text;mso-width-percent:0;mso-height-percent:0;mso-width-relative:margin;mso-height-relative:margin;v-text-anchor:top" o:gfxdata="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" filled="f" stroked="f" strokeweight=".5pt">
+                <v:textbox>
+                  <w:txbxContent>
+                    <w:p>
+                      <w:pPr>
+                        <w:rPr>
+                          <w:rFonts w:ascii="TH SarabunPSK" w:hAnsi="TH SarabunPSK" w:cs="TH SarabunPSK" w:hint="cs"/>
+                          <w:sz w:val="28"/>
+                        </w:rPr>
+                      </w:pPr>
+                      <w:r>
+                        <w:rPr>
+                          <w:rFonts w:ascii="TH SarabunPSK" w:hAnsi="TH SarabunPSK" w:cs="TH SarabunPSK"/>
+                          <w:sz w:val="28"/>
+                        </w:rPr>
+                        <w:t>${</w:t>
+                      </w:r>
+                      <w:proofErr w:type="spellStart"/>
+                      <w:r>
+                        <w:rPr>
+                          <w:rFonts w:ascii="TH SarabunPSK" w:hAnsi="TH SarabunPSK" w:cs="TH SarabunPSK"/>
+                          <w:sz w:val="28"/>
+                        </w:rPr>
+                        <w:t>start_</w:t>
+                      </w:r>
+                      <w:proofErr w:type="gramStart"/>
+                      <w:r>
+                        <w:rPr>
+                          <w:rFonts w:ascii="TH SarabunPSK" w:hAnsi="TH SarabunPSK" w:cs="TH SarabunPSK"/>
+                          <w:sz w:val="28"/>
+                        </w:rPr>
+                        <w:t>month</w:t>
+                      </w:r>
+                      <w:proofErr w:type="spellEnd"/>
+                      <w:r>
+                        <w:rPr>
+                          <w:rFonts w:ascii="TH SarabunPSK" w:hAnsi="TH SarabunPSK" w:cs="TH SarabunPSK"/>
+                          <w:sz w:val="28"/>
+                        </w:rPr>
+                        <w:t>}</w:t>
+                      </w:r>
+                      <w:proofErr w:type="gramEnd"/>
+                    </w:p>
+                  </w:txbxContent>
+                </v:textbox>
+                <w10:wrap anchorx="margin"/>
+              </v:shape>
+            </w:pict>
+          </mc:Fallback>
+        </mc:AlternateContent>
+      </w:r>
+      <w:r>
+        <w:rPr>
+          <w:rFonts w:ascii="TH SarabunPSK" w:hAnsi="TH SarabunPSK" w:cs="TH SarabunPSK" w:hint="cs"/>
           <w:cs/>
         </w:rPr>
         <w:t>ข้าพเจ้า</w:t>
@@ -342,6 +1515,297 @@
           <w:sz w:val="28"/>
         </w:rPr>
       </w:pPr>
+      <w:r>
+        <w:rPr>
+          <w:rFonts w:ascii="TH SarabunPSK" w:hAnsi="TH SarabunPSK" w:cs="TH SarabunPSK" w:hint="cs"/>
+          <w:b/>
+          <w:bCs/>
+          <w:noProof/>
+          <w:sz w:val="28"/>
+          <w:lang w:val="th-TH"/>
+        </w:rPr>
+        <mc:AlternateContent>
+          <mc:Choice Requires="wps">
+            <w:drawing>
+              <wp:anchor distT="0" distB="0" distL="114300" distR="114300" simplePos="0" relativeHeight="251676672" behindDoc="0" locked="0" layoutInCell="1" allowOverlap="1" wp14:anchorId="3AFA8AA9" wp14:editId="6BEE65E7">
+                <wp:simplePos x="0" y="0"/>
+                <wp:positionH relativeFrom="column">
+                  <wp:posOffset>593354</wp:posOffset>
+                </wp:positionH>
+                <wp:positionV relativeFrom="paragraph">
+                  <wp:posOffset>324485</wp:posOffset>
+                </wp:positionV>
+                <wp:extent cx="902970" cy="819033"/>
+                <wp:effectExtent l="0" t="0" r="0" b="635"/>
+                <wp:wrapNone/>
+                <wp:docPr id="402822719" name="Text Box 3"/>
+                <wp:cNvGraphicFramePr/>
+                <a:graphic xmlns:a="http://schemas.openxmlformats.org/drawingml/2006/main">
+                  <a:graphicData uri="http://schemas.microsoft.com/office/word/2010/wordprocessingShape">
+                    <wps:wsp>
+                      <wps:cNvSpPr txBox="1"/>
+                      <wps:spPr>
+                        <a:xfrm>
+                          <a:off x="0" y="0"/>
+                          <a:ext cx="902970" cy="819033"/>
+                        </a:xfrm>
+                        <a:prstGeom prst="rect">
+                          <a:avLst/>
+                        </a:prstGeom>
+                        <a:noFill/>
+                        <a:ln w="6350">
+                          <a:noFill/>
+                        </a:ln>
+                      </wps:spPr>
+                      <wps:txbx>
+                        <w:txbxContent>
+                          <w:p>
+                            <w:pPr>
+                              <w:rPr>
+                                <w:rFonts w:ascii="TH SarabunPSK" w:hAnsi="TH SarabunPSK" w:cs="TH SarabunPSK"/>
+                                <w:sz w:val="28"/>
+                              </w:rPr>
+                            </w:pPr>
+                            <w:r>
+                              <w:rPr>
+                                <w:rFonts w:ascii="TH SarabunPSK" w:hAnsi="TH SarabunPSK" w:cs="TH SarabunPSK" w:hint="cs"/>
+                                <w:sz w:val="28"/>
+                              </w:rPr>
+                              <w:t>${</w:t>
+                            </w:r>
+                            <w:proofErr w:type="spellStart"/>
+                            <w:r>
+                              <w:rPr>
+                                <w:rFonts w:ascii="TH SarabunPSK" w:hAnsi="TH SarabunPSK" w:cs="TH SarabunPSK"/>
+                                <w:sz w:val="28"/>
+                              </w:rPr>
+                              <w:t>start_time</w:t>
+                            </w:r>
+                            <w:proofErr w:type="spellEnd"/>
+                            <w:r>
+                              <w:rPr>
+                                <w:rFonts w:ascii="TH SarabunPSK" w:hAnsi="TH SarabunPSK" w:cs="TH SarabunPSK" w:hint="cs"/>
+                                <w:sz w:val="28"/>
+                              </w:rPr>
+                              <w:t>}</w:t>
+                            </w:r>
+                          </w:p>
+                        </w:txbxContent>
+                      </wps:txbx>
+                      <wps:bodyPr rot="0" spcFirstLastPara="0" vertOverflow="overflow" horzOverflow="overflow" vert="horz" wrap="square" lIns="91440" tIns="45720" rIns="91440" bIns="45720" numCol="1" spcCol="0" rtlCol="0" fromWordArt="0" anchor="t" anchorCtr="0" forceAA="0" compatLnSpc="1">
+                        <a:prstTxWarp prst="textNoShape">
+                          <a:avLst/>
+                        </a:prstTxWarp>
+                        <a:noAutofit/>
+                      </wps:bodyPr>
+                    </wps:wsp>
+                  </a:graphicData>
+                </a:graphic>
+                <wp14:sizeRelH relativeFrom="margin">
+                  <wp14:pctWidth>0</wp14:pctWidth>
+                </wp14:sizeRelH>
+                <wp14:sizeRelV relativeFrom="margin">
+                  <wp14:pctHeight>0</wp14:pctHeight>
+                </wp14:sizeRelV>
+              </wp:anchor>
+            </w:drawing>
+          </mc:Choice>
+          <mc:Fallback>
+            <w:pict>
+              <v:shape w14:anchorId="3AFA8AA9" id="_x0000_s1034" type="#_x0000_t202" style="position:absolute;margin-left:46.7pt;margin-top:25.55pt;width:71.1pt;height:64.5pt;z-index:251676672;visibility:visible;mso-wrap-style:square;mso-width-percent:0;mso-height-percent:0;mso-wrap-distance-left:9pt;mso-wrap-distance-top:0;mso-wrap-distance-right:9pt;mso-wrap-distance-bottom:0;mso-position-horizontal:absolute;mso-position-horizontal-relative:text;mso-position-vertical:absolute;mso-position-vertical-relative:text;mso-width-percent:0;mso-height-percent:0;mso-width-relative:margin;mso-height-relative:margin;v-text-anchor:top" o:gfxdata="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" filled="f" stroked="f" strokeweight=".5pt">
+                <v:textbox>
+                  <w:txbxContent>
+                    <w:p>
+                      <w:pPr>
+                        <w:rPr>
+                          <w:rFonts w:ascii="TH SarabunPSK" w:hAnsi="TH SarabunPSK" w:cs="TH SarabunPSK"/>
+                          <w:sz w:val="28"/>
+                        </w:rPr>
+                      </w:pPr>
+                      <w:r>
+                        <w:rPr>
+                          <w:rFonts w:ascii="TH SarabunPSK" w:hAnsi="TH SarabunPSK" w:cs="TH SarabunPSK" w:hint="cs"/>
+                          <w:sz w:val="28"/>
+                        </w:rPr>
+                        <w:t>${</w:t>
+                      </w:r>
+                      <w:proofErr w:type="spellStart"/>
+                      <w:r>
+                        <w:rPr>
+                          <w:rFonts w:ascii="TH SarabunPSK" w:hAnsi="TH SarabunPSK" w:cs="TH SarabunPSK"/>
+                          <w:sz w:val="28"/>
+                        </w:rPr>
+                        <w:t>start_time</w:t>
+                      </w:r>
+                      <w:proofErr w:type="spellEnd"/>
+                      <w:r>
+                        <w:rPr>
+                          <w:rFonts w:ascii="TH SarabunPSK" w:hAnsi="TH SarabunPSK" w:cs="TH SarabunPSK" w:hint="cs"/>
+                          <w:sz w:val="28"/>
+                        </w:rPr>
+                        <w:t>}</w:t>
+                      </w:r>
+                    </w:p>
+                  </w:txbxContent>
+                </v:textbox>
+              </v:shape>
+            </w:pict>
+          </mc:Fallback>
+        </mc:AlternateContent>
+      </w:r>
+      <w:r>
+        <w:rPr>
+          <w:rFonts w:ascii="TH SarabunPSK" w:hAnsi="TH SarabunPSK" w:cs="TH SarabunPSK" w:hint="cs"/>
+          <w:b/>
+          <w:bCs/>
+          <w:noProof/>
+          <w:sz w:val="28"/>
+          <w:lang w:val="th-TH"/>
+        </w:rPr>
+        <mc:AlternateContent>
+          <mc:Choice Requires="wps">
+            <w:drawing>
+              <wp:anchor distT="0" distB="0" distL="114300" distR="114300" simplePos="0" relativeHeight="251691008" behindDoc="0" locked="0" layoutInCell="1" allowOverlap="1" wp14:anchorId="2D7AAE8E" wp14:editId="7E24355B">
+                <wp:simplePos x="0" y="0"/>
+                <wp:positionH relativeFrom="margin">
+                  <wp:posOffset>4729965</wp:posOffset>
+                </wp:positionH>
+                <wp:positionV relativeFrom="paragraph">
+                  <wp:posOffset>4988</wp:posOffset>
+                </wp:positionV>
+                <wp:extent cx="829832" cy="375274"/>
+                <wp:effectExtent l="0" t="0" r="0" b="6350"/>
+                <wp:wrapNone/>
+                <wp:docPr id="813522783" name="Text Box 3"/>
+                <wp:cNvGraphicFramePr/>
+                <a:graphic xmlns:a="http://schemas.openxmlformats.org/drawingml/2006/main">
+                  <a:graphicData uri="http://schemas.microsoft.com/office/word/2010/wordprocessingShape">
+                    <wps:wsp>
+                      <wps:cNvSpPr txBox="1"/>
+                      <wps:spPr>
+                        <a:xfrm>
+                          <a:off x="0" y="0"/>
+                          <a:ext cx="829832" cy="375274"/>
+                        </a:xfrm>
+                        <a:prstGeom prst="rect">
+                          <a:avLst/>
+                        </a:prstGeom>
+                        <a:noFill/>
+                        <a:ln w="6350">
+                          <a:noFill/>
+                        </a:ln>
+                      </wps:spPr>
+                      <wps:txbx>
+                        <w:txbxContent>
+                          <w:p>
+                            <w:pPr>
+                              <w:rPr>
+                                <w:rFonts w:ascii="TH SarabunPSK" w:hAnsi="TH SarabunPSK" w:cs="TH SarabunPSK" w:hint="cs"/>
+                                <w:sz w:val="28"/>
+                              </w:rPr>
+                            </w:pPr>
+                            <w:r>
+                              <w:rPr>
+                                <w:rFonts w:ascii="TH SarabunPSK" w:hAnsi="TH SarabunPSK" w:cs="TH SarabunPSK"/>
+                                <w:sz w:val="28"/>
+                              </w:rPr>
+                              <w:t>${</w:t>
+                            </w:r>
+                            <w:proofErr w:type="spellStart"/>
+                            <w:r>
+                              <w:rPr>
+                                <w:rFonts w:ascii="TH SarabunPSK" w:hAnsi="TH SarabunPSK" w:cs="TH SarabunPSK"/>
+                                <w:sz w:val="28"/>
+                              </w:rPr>
+                              <w:t>start</w:t>
+                            </w:r>
+                            <w:r>
+                              <w:rPr>
+                                <w:rFonts w:ascii="TH SarabunPSK" w:hAnsi="TH SarabunPSK" w:cs="TH SarabunPSK"/>
+                                <w:sz w:val="28"/>
+                              </w:rPr>
+                              <w:t>_year</w:t>
+                            </w:r>
+                            <w:proofErr w:type="spellEnd"/>
+                            <w:r>
+                              <w:rPr>
+                                <w:rFonts w:ascii="TH SarabunPSK" w:hAnsi="TH SarabunPSK" w:cs="TH SarabunPSK"/>
+                                <w:sz w:val="28"/>
+                              </w:rPr>
+                              <w:t>}</w:t>
+                            </w:r>
+                          </w:p>
+                        </w:txbxContent>
+                      </wps:txbx>
+                      <wps:bodyPr rot="0" spcFirstLastPara="0" vertOverflow="overflow" horzOverflow="overflow" vert="horz" wrap="square" lIns="91440" tIns="45720" rIns="91440" bIns="45720" numCol="1" spcCol="0" rtlCol="0" fromWordArt="0" anchor="t" anchorCtr="0" forceAA="0" compatLnSpc="1">
+                        <a:prstTxWarp prst="textNoShape">
+                          <a:avLst/>
+                        </a:prstTxWarp>
+                        <a:noAutofit/>
+                      </wps:bodyPr>
+                    </wps:wsp>
+                  </a:graphicData>
+                </a:graphic>
+                <wp14:sizeRelH relativeFrom="margin">
+                  <wp14:pctWidth>0</wp14:pctWidth>
+                </wp14:sizeRelH>
+                <wp14:sizeRelV relativeFrom="margin">
+                  <wp14:pctHeight>0</wp14:pctHeight>
+                </wp14:sizeRelV>
+              </wp:anchor>
+            </w:drawing>
+          </mc:Choice>
+          <mc:Fallback>
+            <w:pict>
+              <v:shape w14:anchorId="2D7AAE8E" id="_x0000_s1035" type="#_x0000_t202" style="position:absolute;margin-left:372.45pt;margin-top:.4pt;width:65.35pt;height:29.55pt;z-index:251691008;visibility:visible;mso-wrap-style:square;mso-width-percent:0;mso-height-percent:0;mso-wrap-distance-left:9pt;mso-wrap-distance-top:0;mso-wrap-distance-right:9pt;mso-wrap-distance-bottom:0;mso-position-horizontal:absolute;mso-position-horizontal-relative:margin;mso-position-vertical:absolute;mso-position-vertical-relative:text;mso-width-percent:0;mso-height-percent:0;mso-width-relative:margin;mso-height-relative:margin;v-text-anchor:top" o:gfxdata="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" filled="f" stroked="f" strokeweight=".5pt">
+                <v:textbox>
+                  <w:txbxContent>
+                    <w:p>
+                      <w:pPr>
+                        <w:rPr>
+                          <w:rFonts w:ascii="TH SarabunPSK" w:hAnsi="TH SarabunPSK" w:cs="TH SarabunPSK" w:hint="cs"/>
+                          <w:sz w:val="28"/>
+                        </w:rPr>
+                      </w:pPr>
+                      <w:r>
+                        <w:rPr>
+                          <w:rFonts w:ascii="TH SarabunPSK" w:hAnsi="TH SarabunPSK" w:cs="TH SarabunPSK"/>
+                          <w:sz w:val="28"/>
+                        </w:rPr>
+                        <w:t>${</w:t>
+                      </w:r>
+                      <w:proofErr w:type="spellStart"/>
+                      <w:r>
+                        <w:rPr>
+                          <w:rFonts w:ascii="TH SarabunPSK" w:hAnsi="TH SarabunPSK" w:cs="TH SarabunPSK"/>
+                          <w:sz w:val="28"/>
+                        </w:rPr>
+                        <w:t>start</w:t>
+                      </w:r>
+                      <w:r>
+                        <w:rPr>
+                          <w:rFonts w:ascii="TH SarabunPSK" w:hAnsi="TH SarabunPSK" w:cs="TH SarabunPSK"/>
+                          <w:sz w:val="28"/>
+                        </w:rPr>
+                        <w:t>_year</w:t>
+                      </w:r>
+                      <w:proofErr w:type="spellEnd"/>
+                      <w:r>
+                        <w:rPr>
+                          <w:rFonts w:ascii="TH SarabunPSK" w:hAnsi="TH SarabunPSK" w:cs="TH SarabunPSK"/>
+                          <w:sz w:val="28"/>
+                        </w:rPr>
+                        <w:t>}</w:t>
+                      </w:r>
+                    </w:p>
+                  </w:txbxContent>
+                </v:textbox>
+                <w10:wrap anchorx="margin"/>
+              </v:shape>
+            </w:pict>
+          </mc:Fallback>
+        </mc:AlternateContent>
+      </w:r>
       <w:r>
         <w:rPr>
           <w:rFonts w:ascii="TH SarabunPSK" w:hAnsi="TH SarabunPSK" w:cs="TH SarabunPSK" w:hint="cs"/>
@@ -456,6 +1920,278 @@
       <w:pPr>
         <w:spacing w:before="120" w:after="0"/>
       </w:pPr>
+      <w:r>
+        <w:rPr>
+          <w:rFonts w:ascii="TH SarabunPSK" w:hAnsi="TH SarabunPSK" w:cs="TH SarabunPSK" w:hint="cs"/>
+          <w:b/>
+          <w:bCs/>
+          <w:noProof/>
+          <w:sz w:val="28"/>
+          <w:lang w:val="th-TH"/>
+        </w:rPr>
+        <mc:AlternateContent>
+          <mc:Choice Requires="wps">
+            <w:drawing>
+              <wp:anchor distT="0" distB="0" distL="114300" distR="114300" simplePos="0" relativeHeight="251674624" behindDoc="0" locked="0" layoutInCell="1" allowOverlap="1" wp14:anchorId="3AD10892" wp14:editId="38A7BA9A">
+                <wp:simplePos x="0" y="0"/>
+                <wp:positionH relativeFrom="column">
+                  <wp:posOffset>2210844</wp:posOffset>
+                </wp:positionH>
+                <wp:positionV relativeFrom="paragraph">
+                  <wp:posOffset>3973</wp:posOffset>
+                </wp:positionV>
+                <wp:extent cx="975995" cy="280035"/>
+                <wp:effectExtent l="0" t="0" r="0" b="5715"/>
+                <wp:wrapNone/>
+                <wp:docPr id="2009656230" name="Text Box 3"/>
+                <wp:cNvGraphicFramePr/>
+                <a:graphic xmlns:a="http://schemas.openxmlformats.org/drawingml/2006/main">
+                  <a:graphicData uri="http://schemas.microsoft.com/office/word/2010/wordprocessingShape">
+                    <wps:wsp>
+                      <wps:cNvSpPr txBox="1"/>
+                      <wps:spPr>
+                        <a:xfrm>
+                          <a:off x="0" y="0"/>
+                          <a:ext cx="975995" cy="280035"/>
+                        </a:xfrm>
+                        <a:prstGeom prst="rect">
+                          <a:avLst/>
+                        </a:prstGeom>
+                        <a:noFill/>
+                        <a:ln w="6350">
+                          <a:noFill/>
+                        </a:ln>
+                      </wps:spPr>
+                      <wps:txbx>
+                        <w:txbxContent>
+                          <w:p>
+                            <w:pPr>
+                              <w:rPr>
+                                <w:rFonts w:ascii="TH SarabunPSK" w:hAnsi="TH SarabunPSK" w:cs="TH SarabunPSK"/>
+                                <w:sz w:val="28"/>
+                              </w:rPr>
+                            </w:pPr>
+                            <w:r>
+                              <w:rPr>
+                                <w:rFonts w:ascii="TH SarabunPSK" w:hAnsi="TH SarabunPSK" w:cs="TH SarabunPSK" w:hint="cs"/>
+                                <w:sz w:val="28"/>
+                              </w:rPr>
+                              <w:t>${</w:t>
+                            </w:r>
+                            <w:proofErr w:type="spellStart"/>
+                            <w:r>
+                              <w:rPr>
+                                <w:rFonts w:ascii="TH SarabunPSK" w:hAnsi="TH SarabunPSK" w:cs="TH SarabunPSK"/>
+                                <w:sz w:val="28"/>
+                              </w:rPr>
+                              <w:t>end_time</w:t>
+                            </w:r>
+                            <w:proofErr w:type="spellEnd"/>
+                            <w:r>
+                              <w:rPr>
+                                <w:rFonts w:ascii="TH SarabunPSK" w:hAnsi="TH SarabunPSK" w:cs="TH SarabunPSK" w:hint="cs"/>
+                                <w:sz w:val="28"/>
+                              </w:rPr>
+                              <w:t>}</w:t>
+                            </w:r>
+                          </w:p>
+                        </w:txbxContent>
+                      </wps:txbx>
+                      <wps:bodyPr rot="0" spcFirstLastPara="0" vertOverflow="overflow" horzOverflow="overflow" vert="horz" wrap="square" lIns="91440" tIns="45720" rIns="91440" bIns="45720" numCol="1" spcCol="0" rtlCol="0" fromWordArt="0" anchor="t" anchorCtr="0" forceAA="0" compatLnSpc="1">
+                        <a:prstTxWarp prst="textNoShape">
+                          <a:avLst/>
+                        </a:prstTxWarp>
+                        <a:noAutofit/>
+                      </wps:bodyPr>
+                    </wps:wsp>
+                  </a:graphicData>
+                </a:graphic>
+                <wp14:sizeRelH relativeFrom="margin">
+                  <wp14:pctWidth>0</wp14:pctWidth>
+                </wp14:sizeRelH>
+                <wp14:sizeRelV relativeFrom="margin">
+                  <wp14:pctHeight>0</wp14:pctHeight>
+                </wp14:sizeRelV>
+              </wp:anchor>
+            </w:drawing>
+          </mc:Choice>
+          <mc:Fallback>
+            <w:pict>
+              <v:shape w14:anchorId="3AD10892" id="_x0000_s1036" type="#_x0000_t202" style="position:absolute;margin-left:174.1pt;margin-top:.3pt;width:76.85pt;height:22.05pt;z-index:251674624;visibility:visible;mso-wrap-style:square;mso-width-percent:0;mso-height-percent:0;mso-wrap-distance-left:9pt;mso-wrap-distance-top:0;mso-wrap-distance-right:9pt;mso-wrap-distance-bottom:0;mso-position-horizontal:absolute;mso-position-horizontal-relative:text;mso-position-vertical:absolute;mso-position-vertical-relative:text;mso-width-percent:0;mso-height-percent:0;mso-width-relative:margin;mso-height-relative:margin;v-text-anchor:top" o:gfxdata="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" filled="f" stroked="f" strokeweight=".5pt">
+                <v:textbox>
+                  <w:txbxContent>
+                    <w:p>
+                      <w:pPr>
+                        <w:rPr>
+                          <w:rFonts w:ascii="TH SarabunPSK" w:hAnsi="TH SarabunPSK" w:cs="TH SarabunPSK"/>
+                          <w:sz w:val="28"/>
+                        </w:rPr>
+                      </w:pPr>
+                      <w:r>
+                        <w:rPr>
+                          <w:rFonts w:ascii="TH SarabunPSK" w:hAnsi="TH SarabunPSK" w:cs="TH SarabunPSK" w:hint="cs"/>
+                          <w:sz w:val="28"/>
+                        </w:rPr>
+                        <w:t>${</w:t>
+                      </w:r>
+                      <w:proofErr w:type="spellStart"/>
+                      <w:r>
+                        <w:rPr>
+                          <w:rFonts w:ascii="TH SarabunPSK" w:hAnsi="TH SarabunPSK" w:cs="TH SarabunPSK"/>
+                          <w:sz w:val="28"/>
+                        </w:rPr>
+                        <w:t>end_time</w:t>
+                      </w:r>
+                      <w:proofErr w:type="spellEnd"/>
+                      <w:r>
+                        <w:rPr>
+                          <w:rFonts w:ascii="TH SarabunPSK" w:hAnsi="TH SarabunPSK" w:cs="TH SarabunPSK" w:hint="cs"/>
+                          <w:sz w:val="28"/>
+                        </w:rPr>
+                        <w:t>}</w:t>
+                      </w:r>
+                    </w:p>
+                  </w:txbxContent>
+                </v:textbox>
+              </v:shape>
+            </w:pict>
+          </mc:Fallback>
+        </mc:AlternateContent>
+      </w:r>
+      <w:r>
+        <w:rPr>
+          <w:rFonts w:ascii="TH SarabunPSK" w:hAnsi="TH SarabunPSK" w:cs="TH SarabunPSK" w:hint="cs"/>
+          <w:b/>
+          <w:bCs/>
+          <w:noProof/>
+          <w:sz w:val="28"/>
+          <w:lang w:val="th-TH"/>
+        </w:rPr>
+        <mc:AlternateContent>
+          <mc:Choice Requires="wps">
+            <w:drawing>
+              <wp:anchor distT="0" distB="0" distL="114300" distR="114300" simplePos="0" relativeHeight="251672576" behindDoc="0" locked="0" layoutInCell="1" allowOverlap="1" wp14:anchorId="2D38CC8B" wp14:editId="3BAC3A91">
+                <wp:simplePos x="0" y="0"/>
+                <wp:positionH relativeFrom="column">
+                  <wp:posOffset>3920490</wp:posOffset>
+                </wp:positionH>
+                <wp:positionV relativeFrom="paragraph">
+                  <wp:posOffset>5715</wp:posOffset>
+                </wp:positionV>
+                <wp:extent cx="902970" cy="728980"/>
+                <wp:effectExtent l="0" t="0" r="0" b="0"/>
+                <wp:wrapNone/>
+                <wp:docPr id="1861535633" name="Text Box 3"/>
+                <wp:cNvGraphicFramePr/>
+                <a:graphic xmlns:a="http://schemas.openxmlformats.org/drawingml/2006/main">
+                  <a:graphicData uri="http://schemas.microsoft.com/office/word/2010/wordprocessingShape">
+                    <wps:wsp>
+                      <wps:cNvSpPr txBox="1"/>
+                      <wps:spPr>
+                        <a:xfrm>
+                          <a:off x="0" y="0"/>
+                          <a:ext cx="902970" cy="728980"/>
+                        </a:xfrm>
+                        <a:prstGeom prst="rect">
+                          <a:avLst/>
+                        </a:prstGeom>
+                        <a:noFill/>
+                        <a:ln w="6350">
+                          <a:noFill/>
+                        </a:ln>
+                      </wps:spPr>
+                      <wps:txbx>
+                        <w:txbxContent>
+                          <w:p>
+                            <w:pPr>
+                              <w:rPr>
+                                <w:rFonts w:ascii="TH SarabunPSK" w:hAnsi="TH SarabunPSK" w:cs="TH SarabunPSK"/>
+                                <w:sz w:val="28"/>
+                              </w:rPr>
+                            </w:pPr>
+                            <w:r>
+                              <w:rPr>
+                                <w:rFonts w:ascii="TH SarabunPSK" w:hAnsi="TH SarabunPSK" w:cs="TH SarabunPSK" w:hint="cs"/>
+                                <w:sz w:val="28"/>
+                              </w:rPr>
+                              <w:t>${</w:t>
+                            </w:r>
+                            <w:r>
+                              <w:rPr>
+                                <w:rFonts w:ascii="TH SarabunPSK" w:hAnsi="TH SarabunPSK" w:cs="TH SarabunPSK"/>
+                                <w:sz w:val="28"/>
+                              </w:rPr>
+                              <w:t>location</w:t>
+                            </w:r>
+                            <w:r>
+                              <w:rPr>
+                                <w:rFonts w:ascii="TH SarabunPSK" w:hAnsi="TH SarabunPSK" w:cs="TH SarabunPSK" w:hint="cs"/>
+                                <w:sz w:val="28"/>
+                              </w:rPr>
+                              <w:t>}</w:t>
+                            </w:r>
+                          </w:p>
+                        </w:txbxContent>
+                      </wps:txbx>
+                      <wps:bodyPr rot="0" spcFirstLastPara="0" vertOverflow="overflow" horzOverflow="overflow" vert="horz" wrap="square" lIns="91440" tIns="45720" rIns="91440" bIns="45720" numCol="1" spcCol="0" rtlCol="0" fromWordArt="0" anchor="t" anchorCtr="0" forceAA="0" compatLnSpc="1">
+                        <a:prstTxWarp prst="textNoShape">
+                          <a:avLst/>
+                        </a:prstTxWarp>
+                        <a:noAutofit/>
+                      </wps:bodyPr>
+                    </wps:wsp>
+                  </a:graphicData>
+                </a:graphic>
+                <wp14:sizeRelH relativeFrom="margin">
+                  <wp14:pctWidth>0</wp14:pctWidth>
+                </wp14:sizeRelH>
+                <wp14:sizeRelV relativeFrom="margin">
+                  <wp14:pctHeight>0</wp14:pctHeight>
+                </wp14:sizeRelV>
+              </wp:anchor>
+            </w:drawing>
+          </mc:Choice>
+          <mc:Fallback>
+            <w:pict>
+              <v:shape w14:anchorId="2D38CC8B" id="_x0000_s1037" type="#_x0000_t202" style="position:absolute;margin-left:308.7pt;margin-top:.45pt;width:71.1pt;height:57.4pt;z-index:251672576;visibility:visible;mso-wrap-style:square;mso-width-percent:0;mso-height-percent:0;mso-wrap-distance-left:9pt;mso-wrap-distance-top:0;mso-wrap-distance-right:9pt;mso-wrap-distance-bottom:0;mso-position-horizontal:absolute;mso-position-horizontal-relative:text;mso-position-vertical:absolute;mso-position-vertical-relative:text;mso-width-percent:0;mso-height-percent:0;mso-width-relative:margin;mso-height-relative:margin;v-text-anchor:top" o:gfxdata="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" filled="f" stroked="f" strokeweight=".5pt">
+                <v:textbox>
+                  <w:txbxContent>
+                    <w:p>
+                      <w:pPr>
+                        <w:rPr>
+                          <w:rFonts w:ascii="TH SarabunPSK" w:hAnsi="TH SarabunPSK" w:cs="TH SarabunPSK"/>
+                          <w:sz w:val="28"/>
+                        </w:rPr>
+                      </w:pPr>
+                      <w:r>
+                        <w:rPr>
+                          <w:rFonts w:ascii="TH SarabunPSK" w:hAnsi="TH SarabunPSK" w:cs="TH SarabunPSK" w:hint="cs"/>
+                          <w:sz w:val="28"/>
+                        </w:rPr>
+                        <w:t>${</w:t>
+                      </w:r>
+                      <w:r>
+                        <w:rPr>
+                          <w:rFonts w:ascii="TH SarabunPSK" w:hAnsi="TH SarabunPSK" w:cs="TH SarabunPSK"/>
+                          <w:sz w:val="28"/>
+                        </w:rPr>
+                        <w:t>location</w:t>
+                      </w:r>
+                      <w:r>
+                        <w:rPr>
+                          <w:rFonts w:ascii="TH SarabunPSK" w:hAnsi="TH SarabunPSK" w:cs="TH SarabunPSK" w:hint="cs"/>
+                          <w:sz w:val="28"/>
+                        </w:rPr>
+                        <w:t>}</w:t>
+                      </w:r>
+                    </w:p>
+                  </w:txbxContent>
+                </v:textbox>
+              </v:shape>
+            </w:pict>
+          </mc:Fallback>
+        </mc:AlternateContent>
+      </w:r>
       <w:r>
         <w:rPr>
           <w:rFonts w:ascii="TH SarabunPSK" w:hAnsi="TH SarabunPSK" w:cs="TH SarabunPSK" w:hint="cs"/>
@@ -1041,6 +2777,144 @@
           <w:szCs w:val="32"/>
         </w:rPr>
       </w:pPr>
+      <w:r>
+        <w:rPr>
+          <w:rFonts w:ascii="TH SarabunPSK" w:hAnsi="TH SarabunPSK" w:cs="TH SarabunPSK" w:hint="cs"/>
+          <w:b/>
+          <w:bCs/>
+          <w:noProof/>
+          <w:sz w:val="28"/>
+          <w:lang w:val="th-TH"/>
+        </w:rPr>
+        <mc:AlternateContent>
+          <mc:Choice Requires="wps">
+            <w:drawing>
+              <wp:anchor distT="0" distB="0" distL="114300" distR="114300" simplePos="0" relativeHeight="251680768" behindDoc="0" locked="0" layoutInCell="1" allowOverlap="1" wp14:anchorId="21348E33" wp14:editId="04F996A1">
+                <wp:simplePos x="0" y="0"/>
+                <wp:positionH relativeFrom="column">
+                  <wp:posOffset>3944672</wp:posOffset>
+                </wp:positionH>
+                <wp:positionV relativeFrom="paragraph">
+                  <wp:posOffset>5715</wp:posOffset>
+                </wp:positionV>
+                <wp:extent cx="1476375" cy="532933"/>
+                <wp:effectExtent l="0" t="0" r="0" b="635"/>
+                <wp:wrapNone/>
+                <wp:docPr id="30514650" name="Text Box 3"/>
+                <wp:cNvGraphicFramePr/>
+                <a:graphic xmlns:a="http://schemas.openxmlformats.org/drawingml/2006/main">
+                  <a:graphicData uri="http://schemas.microsoft.com/office/word/2010/wordprocessingShape">
+                    <wps:wsp>
+                      <wps:cNvSpPr txBox="1"/>
+                      <wps:spPr>
+                        <a:xfrm>
+                          <a:off x="0" y="0"/>
+                          <a:ext cx="1476375" cy="532933"/>
+                        </a:xfrm>
+                        <a:prstGeom prst="rect">
+                          <a:avLst/>
+                        </a:prstGeom>
+                        <a:noFill/>
+                        <a:ln w="6350">
+                          <a:noFill/>
+                        </a:ln>
+                      </wps:spPr>
+                      <wps:txbx>
+                        <w:txbxContent>
+                          <w:p>
+                            <w:pPr>
+                              <w:rPr>
+                                <w:rFonts w:ascii="TH SarabunPSK" w:hAnsi="TH SarabunPSK" w:cs="TH SarabunPSK"/>
+                                <w:sz w:val="28"/>
+                              </w:rPr>
+                            </w:pPr>
+                            <w:r>
+                              <w:rPr>
+                                <w:rFonts w:ascii="TH SarabunPSK" w:hAnsi="TH SarabunPSK" w:cs="TH SarabunPSK"/>
+                                <w:sz w:val="28"/>
+                              </w:rPr>
+                              <w:t>${</w:t>
+                            </w:r>
+                            <w:proofErr w:type="spellStart"/>
+                            <w:r>
+                              <w:rPr>
+                                <w:rFonts w:ascii="TH SarabunPSK" w:hAnsi="TH SarabunPSK" w:cs="TH SarabunPSK"/>
+                                <w:sz w:val="28"/>
+                              </w:rPr>
+                              <w:t>employee_signature</w:t>
+                            </w:r>
+                            <w:proofErr w:type="spellEnd"/>
+                            <w:r>
+                              <w:rPr>
+                                <w:rFonts w:ascii="TH SarabunPSK" w:hAnsi="TH SarabunPSK" w:cs="TH SarabunPSK"/>
+                                <w:sz w:val="28"/>
+                              </w:rPr>
+                              <w:t>}</w:t>
+                            </w:r>
+                          </w:p>
+                        </w:txbxContent>
+                      </wps:txbx>
+                      <wps:bodyPr rot="0" spcFirstLastPara="0" vertOverflow="overflow" horzOverflow="overflow" vert="horz" wrap="square" lIns="91440" tIns="45720" rIns="91440" bIns="45720" numCol="1" spcCol="0" rtlCol="0" fromWordArt="0" anchor="t" anchorCtr="0" forceAA="0" compatLnSpc="1">
+                        <a:prstTxWarp prst="textNoShape">
+                          <a:avLst/>
+                        </a:prstTxWarp>
+                        <a:noAutofit/>
+                      </wps:bodyPr>
+                    </wps:wsp>
+                  </a:graphicData>
+                </a:graphic>
+                <wp14:sizeRelH relativeFrom="margin">
+                  <wp14:pctWidth>0</wp14:pctWidth>
+                </wp14:sizeRelH>
+                <wp14:sizeRelV relativeFrom="margin">
+                  <wp14:pctHeight>0</wp14:pctHeight>
+                </wp14:sizeRelV>
+              </wp:anchor>
+            </w:drawing>
+          </mc:Choice>
+          <mc:Fallback>
+            <w:pict>
+              <v:shape w14:anchorId="21348E33" id="_x0000_s1038" type="#_x0000_t202" style="position:absolute;left:0;text-align:left;margin-left:310.6pt;margin-top:.45pt;width:116.25pt;height:41.95pt;z-index:251680768;visibility:visible;mso-wrap-style:square;mso-width-percent:0;mso-height-percent:0;mso-wrap-distance-left:9pt;mso-wrap-distance-top:0;mso-wrap-distance-right:9pt;mso-wrap-distance-bottom:0;mso-position-horizontal:absolute;mso-position-horizontal-relative:text;mso-position-vertical:absolute;mso-position-vertical-relative:text;mso-width-percent:0;mso-height-percent:0;mso-width-relative:margin;mso-height-relative:margin;v-text-anchor:top" o:gfxdata="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" filled="f" stroked="f" strokeweight=".5pt">
+                <v:textbox>
+                  <w:txbxContent>
+                    <w:p>
+                      <w:pPr>
+                        <w:rPr>
+                          <w:rFonts w:ascii="TH SarabunPSK" w:hAnsi="TH SarabunPSK" w:cs="TH SarabunPSK"/>
+                          <w:sz w:val="28"/>
+                        </w:rPr>
+                      </w:pPr>
+                      <w:r>
+                        <w:rPr>
+                          <w:rFonts w:ascii="TH SarabunPSK" w:hAnsi="TH SarabunPSK" w:cs="TH SarabunPSK"/>
+                          <w:sz w:val="28"/>
+                        </w:rPr>
+                        <w:t>${</w:t>
+                      </w:r>
+                      <w:proofErr w:type="spellStart"/>
+                      <w:r>
+                        <w:rPr>
+                          <w:rFonts w:ascii="TH SarabunPSK" w:hAnsi="TH SarabunPSK" w:cs="TH SarabunPSK"/>
+                          <w:sz w:val="28"/>
+                        </w:rPr>
+                        <w:t>employee_signature</w:t>
+                      </w:r>
+                      <w:proofErr w:type="spellEnd"/>
+                      <w:r>
+                        <w:rPr>
+                          <w:rFonts w:ascii="TH SarabunPSK" w:hAnsi="TH SarabunPSK" w:cs="TH SarabunPSK"/>
+                          <w:sz w:val="28"/>
+                        </w:rPr>
+                        <w:t>}</w:t>
+                      </w:r>
+                    </w:p>
+                  </w:txbxContent>
+                </v:textbox>
+              </v:shape>
+            </w:pict>
+          </mc:Fallback>
+        </mc:AlternateContent>
+      </w:r>
     </w:p>
     <w:p>
       <w:pPr>
@@ -1055,6 +2929,145 @@
       <w:r>
         <w:rPr>
           <w:rFonts w:ascii="TH SarabunPSK" w:hAnsi="TH SarabunPSK" w:cs="TH SarabunPSK" w:hint="cs"/>
+          <w:b/>
+          <w:bCs/>
+          <w:noProof/>
+          <w:sz w:val="28"/>
+          <w:lang w:val="th-TH"/>
+        </w:rPr>
+        <mc:AlternateContent>
+          <mc:Choice Requires="wps">
+            <w:drawing>
+              <wp:anchor distT="0" distB="0" distL="114300" distR="114300" simplePos="0" relativeHeight="251682816" behindDoc="0" locked="0" layoutInCell="1" allowOverlap="1" wp14:anchorId="6229D5CA" wp14:editId="347A2DF7">
+                <wp:simplePos x="0" y="0"/>
+                <wp:positionH relativeFrom="margin">
+                  <wp:posOffset>3940755</wp:posOffset>
+                </wp:positionH>
+                <wp:positionV relativeFrom="paragraph">
+                  <wp:posOffset>191135</wp:posOffset>
+                </wp:positionV>
+                <wp:extent cx="1245379" cy="288290"/>
+                <wp:effectExtent l="0" t="0" r="0" b="0"/>
+                <wp:wrapNone/>
+                <wp:docPr id="1813205578" name="Text Box 3"/>
+                <wp:cNvGraphicFramePr/>
+                <a:graphic xmlns:a="http://schemas.openxmlformats.org/drawingml/2006/main">
+                  <a:graphicData uri="http://schemas.microsoft.com/office/word/2010/wordprocessingShape">
+                    <wps:wsp>
+                      <wps:cNvSpPr txBox="1"/>
+                      <wps:spPr>
+                        <a:xfrm>
+                          <a:off x="0" y="0"/>
+                          <a:ext cx="1245379" cy="288290"/>
+                        </a:xfrm>
+                        <a:prstGeom prst="rect">
+                          <a:avLst/>
+                        </a:prstGeom>
+                        <a:noFill/>
+                        <a:ln w="6350">
+                          <a:noFill/>
+                        </a:ln>
+                      </wps:spPr>
+                      <wps:txbx>
+                        <w:txbxContent>
+                          <w:p>
+                            <w:pPr>
+                              <w:rPr>
+                                <w:rFonts w:ascii="TH SarabunPSK" w:hAnsi="TH SarabunPSK" w:cs="TH SarabunPSK"/>
+                                <w:sz w:val="28"/>
+                              </w:rPr>
+                            </w:pPr>
+                            <w:r>
+                              <w:rPr>
+                                <w:rFonts w:ascii="TH SarabunPSK" w:hAnsi="TH SarabunPSK" w:cs="TH SarabunPSK" w:hint="cs"/>
+                                <w:sz w:val="28"/>
+                              </w:rPr>
+                              <w:t>${</w:t>
+                            </w:r>
+                            <w:proofErr w:type="spellStart"/>
+                            <w:r>
+                              <w:rPr>
+                                <w:rFonts w:ascii="TH SarabunPSK" w:hAnsi="TH SarabunPSK" w:cs="TH SarabunPSK"/>
+                                <w:sz w:val="28"/>
+                              </w:rPr>
+                              <w:t>employee_name</w:t>
+                            </w:r>
+                            <w:proofErr w:type="spellEnd"/>
+                            <w:r>
+                              <w:rPr>
+                                <w:rFonts w:ascii="TH SarabunPSK" w:hAnsi="TH SarabunPSK" w:cs="TH SarabunPSK" w:hint="cs"/>
+                                <w:sz w:val="28"/>
+                              </w:rPr>
+                              <w:t>}</w:t>
+                            </w:r>
+                          </w:p>
+                        </w:txbxContent>
+                      </wps:txbx>
+                      <wps:bodyPr rot="0" spcFirstLastPara="0" vertOverflow="overflow" horzOverflow="overflow" vert="horz" wrap="square" lIns="91440" tIns="45720" rIns="91440" bIns="45720" numCol="1" spcCol="0" rtlCol="0" fromWordArt="0" anchor="t" anchorCtr="0" forceAA="0" compatLnSpc="1">
+                        <a:prstTxWarp prst="textNoShape">
+                          <a:avLst/>
+                        </a:prstTxWarp>
+                        <a:noAutofit/>
+                      </wps:bodyPr>
+                    </wps:wsp>
+                  </a:graphicData>
+                </a:graphic>
+                <wp14:sizeRelH relativeFrom="margin">
+                  <wp14:pctWidth>0</wp14:pctWidth>
+                </wp14:sizeRelH>
+                <wp14:sizeRelV relativeFrom="margin">
+                  <wp14:pctHeight>0</wp14:pctHeight>
+                </wp14:sizeRelV>
+              </wp:anchor>
+            </w:drawing>
+          </mc:Choice>
+          <mc:Fallback>
+            <w:pict>
+              <v:shape w14:anchorId="6229D5CA" id="_x0000_s1039" type="#_x0000_t202" style="position:absolute;left:0;text-align:left;margin-left:310.3pt;margin-top:15.05pt;width:98.05pt;height:22.7pt;z-index:251682816;visibility:visible;mso-wrap-style:square;mso-width-percent:0;mso-height-percent:0;mso-wrap-distance-left:9pt;mso-wrap-distance-top:0;mso-wrap-distance-right:9pt;mso-wrap-distance-bottom:0;mso-position-horizontal:absolute;mso-position-horizontal-relative:margin;mso-position-vertical:absolute;mso-position-vertical-relative:text;mso-width-percent:0;mso-height-percent:0;mso-width-relative:margin;mso-height-relative:margin;v-text-anchor:top" o:gfxdata="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" filled="f" stroked="f" strokeweight=".5pt">
+                <v:textbox>
+                  <w:txbxContent>
+                    <w:p>
+                      <w:pPr>
+                        <w:rPr>
+                          <w:rFonts w:ascii="TH SarabunPSK" w:hAnsi="TH SarabunPSK" w:cs="TH SarabunPSK"/>
+                          <w:sz w:val="28"/>
+                        </w:rPr>
+                      </w:pPr>
+                      <w:r>
+                        <w:rPr>
+                          <w:rFonts w:ascii="TH SarabunPSK" w:hAnsi="TH SarabunPSK" w:cs="TH SarabunPSK" w:hint="cs"/>
+                          <w:sz w:val="28"/>
+                        </w:rPr>
+                        <w:t>${</w:t>
+                      </w:r>
+                      <w:proofErr w:type="spellStart"/>
+                      <w:r>
+                        <w:rPr>
+                          <w:rFonts w:ascii="TH SarabunPSK" w:hAnsi="TH SarabunPSK" w:cs="TH SarabunPSK"/>
+                          <w:sz w:val="28"/>
+                        </w:rPr>
+                        <w:t>employee_name</w:t>
+                      </w:r>
+                      <w:proofErr w:type="spellEnd"/>
+                      <w:r>
+                        <w:rPr>
+                          <w:rFonts w:ascii="TH SarabunPSK" w:hAnsi="TH SarabunPSK" w:cs="TH SarabunPSK" w:hint="cs"/>
+                          <w:sz w:val="28"/>
+                        </w:rPr>
+                        <w:t>}</w:t>
+                      </w:r>
+                    </w:p>
+                  </w:txbxContent>
+                </v:textbox>
+                <w10:wrap anchorx="margin"/>
+              </v:shape>
+            </w:pict>
+          </mc:Fallback>
+        </mc:AlternateContent>
+      </w:r>
+      <w:r>
+        <w:rPr>
+          <w:rFonts w:ascii="TH SarabunPSK" w:hAnsi="TH SarabunPSK" w:cs="TH SarabunPSK" w:hint="cs"/>
           <w:sz w:val="28"/>
           <w:cs/>
         </w:rPr>
@@ -1176,19 +3189,287 @@
           <w:sz w:val="28"/>
         </w:rPr>
       </w:pPr>
+      <w:r>
+        <w:rPr>
+          <w:rFonts w:ascii="TH SarabunPSK" w:hAnsi="TH SarabunPSK" w:cs="TH SarabunPSK" w:hint="cs"/>
+          <w:b/>
+          <w:bCs/>
+          <w:noProof/>
+          <w:sz w:val="28"/>
+          <w:lang w:val="th-TH"/>
+        </w:rPr>
+        <mc:AlternateContent>
+          <mc:Choice Requires="wps">
+            <w:drawing>
+              <wp:anchor distT="0" distB="0" distL="114300" distR="114300" simplePos="0" relativeHeight="251684864" behindDoc="0" locked="0" layoutInCell="1" allowOverlap="1" wp14:anchorId="37B2E962" wp14:editId="62733307">
+                <wp:simplePos x="0" y="0"/>
+                <wp:positionH relativeFrom="column">
+                  <wp:posOffset>3921016</wp:posOffset>
+                </wp:positionH>
+                <wp:positionV relativeFrom="paragraph">
+                  <wp:posOffset>20433</wp:posOffset>
+                </wp:positionV>
+                <wp:extent cx="1476375" cy="288290"/>
+                <wp:effectExtent l="0" t="0" r="0" b="0"/>
+                <wp:wrapNone/>
+                <wp:docPr id="934865647" name="Text Box 3"/>
+                <wp:cNvGraphicFramePr/>
+                <a:graphic xmlns:a="http://schemas.openxmlformats.org/drawingml/2006/main">
+                  <a:graphicData uri="http://schemas.microsoft.com/office/word/2010/wordprocessingShape">
+                    <wps:wsp>
+                      <wps:cNvSpPr txBox="1"/>
+                      <wps:spPr>
+                        <a:xfrm>
+                          <a:off x="0" y="0"/>
+                          <a:ext cx="1476375" cy="288290"/>
+                        </a:xfrm>
+                        <a:prstGeom prst="rect">
+                          <a:avLst/>
+                        </a:prstGeom>
+                        <a:noFill/>
+                        <a:ln w="6350">
+                          <a:noFill/>
+                        </a:ln>
+                      </wps:spPr>
+                      <wps:txbx>
+                        <w:txbxContent>
+                          <w:p>
+                            <w:pPr>
+                              <w:rPr>
+                                <w:rFonts w:ascii="TH SarabunPSK" w:hAnsi="TH SarabunPSK" w:cs="TH SarabunPSK"/>
+                                <w:sz w:val="28"/>
+                              </w:rPr>
+                            </w:pPr>
+                            <w:r>
+                              <w:rPr>
+                                <w:rFonts w:ascii="TH SarabunPSK" w:hAnsi="TH SarabunPSK" w:cs="TH SarabunPSK"/>
+                                <w:sz w:val="28"/>
+                              </w:rPr>
+                              <w:t>${</w:t>
+                            </w:r>
+                            <w:proofErr w:type="spellStart"/>
+                            <w:r>
+                              <w:rPr>
+                                <w:rFonts w:ascii="TH SarabunPSK" w:hAnsi="TH SarabunPSK" w:cs="TH SarabunPSK"/>
+                                <w:sz w:val="28"/>
+                              </w:rPr>
+                              <w:t>approver_signature</w:t>
+                            </w:r>
+                            <w:proofErr w:type="spellEnd"/>
+                            <w:r>
+                              <w:rPr>
+                                <w:rFonts w:ascii="TH SarabunPSK" w:hAnsi="TH SarabunPSK" w:cs="TH SarabunPSK"/>
+                                <w:sz w:val="28"/>
+                              </w:rPr>
+                              <w:t>}</w:t>
+                            </w:r>
+                          </w:p>
+                        </w:txbxContent>
+                      </wps:txbx>
+                      <wps:bodyPr rot="0" spcFirstLastPara="0" vertOverflow="overflow" horzOverflow="overflow" vert="horz" wrap="square" lIns="91440" tIns="45720" rIns="91440" bIns="45720" numCol="1" spcCol="0" rtlCol="0" fromWordArt="0" anchor="t" anchorCtr="0" forceAA="0" compatLnSpc="1">
+                        <a:prstTxWarp prst="textNoShape">
+                          <a:avLst/>
+                        </a:prstTxWarp>
+                        <a:noAutofit/>
+                      </wps:bodyPr>
+                    </wps:wsp>
+                  </a:graphicData>
+                </a:graphic>
+                <wp14:sizeRelH relativeFrom="margin">
+                  <wp14:pctWidth>0</wp14:pctWidth>
+                </wp14:sizeRelH>
+                <wp14:sizeRelV relativeFrom="margin">
+                  <wp14:pctHeight>0</wp14:pctHeight>
+                </wp14:sizeRelV>
+              </wp:anchor>
+            </w:drawing>
+          </mc:Choice>
+          <mc:Fallback>
+            <w:pict>
+              <v:shape w14:anchorId="37B2E962" id="_x0000_s1038" type="#_x0000_t202" style="position:absolute;left:0;text-align:left;margin-left:308.75pt;margin-top:1.6pt;width:116.25pt;height:22.7pt;z-index:251684864;visibility:visible;mso-wrap-style:square;mso-width-percent:0;mso-height-percent:0;mso-wrap-distance-left:9pt;mso-wrap-distance-top:0;mso-wrap-distance-right:9pt;mso-wrap-distance-bottom:0;mso-position-horizontal:absolute;mso-position-horizontal-relative:text;mso-position-vertical:absolute;mso-position-vertical-relative:text;mso-width-percent:0;mso-height-percent:0;mso-width-relative:margin;mso-height-relative:margin;v-text-anchor:top" o:gfxdata="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" filled="f" stroked="f" strokeweight=".5pt">
+                <v:textbox>
+                  <w:txbxContent>
+                    <w:p>
+                      <w:pPr>
+                        <w:rPr>
+                          <w:rFonts w:ascii="TH SarabunPSK" w:hAnsi="TH SarabunPSK" w:cs="TH SarabunPSK"/>
+                          <w:sz w:val="28"/>
+                        </w:rPr>
+                      </w:pPr>
+                      <w:r>
+                        <w:rPr>
+                          <w:rFonts w:ascii="TH SarabunPSK" w:hAnsi="TH SarabunPSK" w:cs="TH SarabunPSK"/>
+                          <w:sz w:val="28"/>
+                        </w:rPr>
+                        <w:t>${</w:t>
+                      </w:r>
+                      <w:proofErr w:type="spellStart"/>
+                      <w:r>
+                        <w:rPr>
+                          <w:rFonts w:ascii="TH SarabunPSK" w:hAnsi="TH SarabunPSK" w:cs="TH SarabunPSK"/>
+                          <w:sz w:val="28"/>
+                        </w:rPr>
+                        <w:t>approver_signature</w:t>
+                      </w:r>
+                      <w:proofErr w:type="spellEnd"/>
+                      <w:r>
+                        <w:rPr>
+                          <w:rFonts w:ascii="TH SarabunPSK" w:hAnsi="TH SarabunPSK" w:cs="TH SarabunPSK"/>
+                          <w:sz w:val="28"/>
+                        </w:rPr>
+                        <w:t>}</w:t>
+                      </w:r>
+                    </w:p>
+                  </w:txbxContent>
+                </v:textbox>
+              </v:shape>
+            </w:pict>
+          </mc:Fallback>
+        </mc:AlternateContent>
+      </w:r>
     </w:p>
     <w:p>
       <w:pPr>
         <w:spacing w:after="0" w:line="276" w:lineRule="auto"/>
         <w:ind w:left="5040" w:firstLine="720"/>
         <w:rPr>
-          <w:rFonts w:ascii="TH SarabunPSK" w:hAnsi="TH SarabunPSK" w:cs="TH SarabunPSK" w:hint="cs"/>
+          <w:rFonts w:ascii="TH SarabunPSK" w:hAnsi="TH SarabunPSK" w:cs="TH SarabunPSK"/>
           <w:b/>
           <w:bCs/>
           <w:sz w:val="32"/>
           <w:szCs w:val="32"/>
         </w:rPr>
       </w:pPr>
+      <w:r>
+        <w:rPr>
+          <w:rFonts w:ascii="TH SarabunPSK" w:hAnsi="TH SarabunPSK" w:cs="TH SarabunPSK" w:hint="cs"/>
+          <w:b/>
+          <w:bCs/>
+          <w:noProof/>
+          <w:sz w:val="28"/>
+          <w:lang w:val="th-TH"/>
+        </w:rPr>
+        <mc:AlternateContent>
+          <mc:Choice Requires="wps">
+            <w:drawing>
+              <wp:anchor distT="0" distB="0" distL="114300" distR="114300" simplePos="0" relativeHeight="251686912" behindDoc="0" locked="0" layoutInCell="1" allowOverlap="1" wp14:anchorId="24229B74" wp14:editId="54A93AB9">
+                <wp:simplePos x="0" y="0"/>
+                <wp:positionH relativeFrom="column">
+                  <wp:posOffset>3943701</wp:posOffset>
+                </wp:positionH>
+                <wp:positionV relativeFrom="paragraph">
+                  <wp:posOffset>164886</wp:posOffset>
+                </wp:positionV>
+                <wp:extent cx="1476375" cy="288290"/>
+                <wp:effectExtent l="0" t="0" r="0" b="0"/>
+                <wp:wrapNone/>
+                <wp:docPr id="1096318788" name="Text Box 3"/>
+                <wp:cNvGraphicFramePr/>
+                <a:graphic xmlns:a="http://schemas.openxmlformats.org/drawingml/2006/main">
+                  <a:graphicData uri="http://schemas.microsoft.com/office/word/2010/wordprocessingShape">
+                    <wps:wsp>
+                      <wps:cNvSpPr txBox="1"/>
+                      <wps:spPr>
+                        <a:xfrm>
+                          <a:off x="0" y="0"/>
+                          <a:ext cx="1476375" cy="288290"/>
+                        </a:xfrm>
+                        <a:prstGeom prst="rect">
+                          <a:avLst/>
+                        </a:prstGeom>
+                        <a:noFill/>
+                        <a:ln w="6350">
+                          <a:noFill/>
+                        </a:ln>
+                      </wps:spPr>
+                      <wps:txbx>
+                        <w:txbxContent>
+                          <w:p>
+                            <w:pPr>
+                              <w:rPr>
+                                <w:rFonts w:ascii="TH SarabunPSK" w:hAnsi="TH SarabunPSK" w:cs="TH SarabunPSK"/>
+                                <w:sz w:val="28"/>
+                              </w:rPr>
+                            </w:pPr>
+                            <w:r>
+                              <w:rPr>
+                                <w:rFonts w:ascii="TH SarabunPSK" w:hAnsi="TH SarabunPSK" w:cs="TH SarabunPSK"/>
+                                <w:color w:val="000000" w:themeColor="text1"/>
+                                <w:sz w:val="28"/>
+                                <w:shd w:val="clear" w:color="auto" w:fill="FFFFFF"/>
+                              </w:rPr>
+                              <w:t xml:space="preserve">     </w:t>
+                            </w:r>
+                            <w:r>
+                              <w:rPr>
+                                <w:rFonts w:ascii="TH SarabunPSK" w:hAnsi="TH SarabunPSK" w:cs="TH SarabunPSK" w:hint="cs"/>
+                                <w:color w:val="000000" w:themeColor="text1"/>
+                                <w:sz w:val="28"/>
+                                <w:shd w:val="clear" w:color="auto" w:fill="FFFFFF"/>
+                                <w:cs/>
+                              </w:rPr>
+                              <w:t>มานะ อินทราภรณ์</w:t>
+                            </w:r>
+                          </w:p>
+                        </w:txbxContent>
+                      </wps:txbx>
+                      <wps:bodyPr rot="0" spcFirstLastPara="0" vertOverflow="overflow" horzOverflow="overflow" vert="horz" wrap="square" lIns="91440" tIns="45720" rIns="91440" bIns="45720" numCol="1" spcCol="0" rtlCol="0" fromWordArt="0" anchor="t" anchorCtr="0" forceAA="0" compatLnSpc="1">
+                        <a:prstTxWarp prst="textNoShape">
+                          <a:avLst/>
+                        </a:prstTxWarp>
+                        <a:noAutofit/>
+                      </wps:bodyPr>
+                    </wps:wsp>
+                  </a:graphicData>
+                </a:graphic>
+                <wp14:sizeRelH relativeFrom="margin">
+                  <wp14:pctWidth>0</wp14:pctWidth>
+                </wp14:sizeRelH>
+                <wp14:sizeRelV relativeFrom="margin">
+                  <wp14:pctHeight>0</wp14:pctHeight>
+                </wp14:sizeRelV>
+              </wp:anchor>
+            </w:drawing>
+          </mc:Choice>
+          <mc:Fallback>
+            <w:pict>
+              <v:shape w14:anchorId="24229B74" id="_x0000_s1039" type="#_x0000_t202" style="position:absolute;left:0;text-align:left;margin-left:310.55pt;margin-top:13pt;width:116.25pt;height:22.7pt;z-index:251686912;visibility:visible;mso-wrap-style:square;mso-width-percent:0;mso-height-percent:0;mso-wrap-distance-left:9pt;mso-wrap-distance-top:0;mso-wrap-distance-right:9pt;mso-wrap-distance-bottom:0;mso-position-horizontal:absolute;mso-position-horizontal-relative:text;mso-position-vertical:absolute;mso-position-vertical-relative:text;mso-width-percent:0;mso-height-percent:0;mso-width-relative:margin;mso-height-relative:margin;v-text-anchor:top" o:gfxdata="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" filled="f" stroked="f" strokeweight=".5pt">
+                <v:textbox>
+                  <w:txbxContent>
+                    <w:p>
+                      <w:pPr>
+                        <w:rPr>
+                          <w:rFonts w:ascii="TH SarabunPSK" w:hAnsi="TH SarabunPSK" w:cs="TH SarabunPSK"/>
+                          <w:sz w:val="28"/>
+                        </w:rPr>
+                      </w:pPr>
+                      <w:r>
+                        <w:rPr>
+                          <w:rFonts w:ascii="TH SarabunPSK" w:hAnsi="TH SarabunPSK" w:cs="TH SarabunPSK"/>
+                          <w:color w:val="000000" w:themeColor="text1"/>
+                          <w:sz w:val="28"/>
+                          <w:shd w:val="clear" w:color="auto" w:fill="FFFFFF"/>
+                        </w:rPr>
+                        <w:t xml:space="preserve">     </w:t>
+                      </w:r>
+                      <w:r>
+                        <w:rPr>
+                          <w:rFonts w:ascii="TH SarabunPSK" w:hAnsi="TH SarabunPSK" w:cs="TH SarabunPSK" w:hint="cs"/>
+                          <w:color w:val="000000" w:themeColor="text1"/>
+                          <w:sz w:val="28"/>
+                          <w:shd w:val="clear" w:color="auto" w:fill="FFFFFF"/>
+                          <w:cs/>
+                        </w:rPr>
+                        <w:t>มานะ อินทราภรณ์</w:t>
+                      </w:r>
+                    </w:p>
+                  </w:txbxContent>
+                </v:textbox>
+              </v:shape>
+            </w:pict>
+          </mc:Fallback>
+        </mc:AlternateContent>
+      </w:r>
       <w:r>
         <w:rPr>
           <w:rFonts w:ascii="TH SarabunPSK" w:hAnsi="TH SarabunPSK" w:cs="TH SarabunPSK" w:hint="cs"/>
@@ -1617,7 +3898,51 @@
         <w:sz w:val="28"/>
         <w:cs/>
       </w:rPr>
-      <w:t>อินฟินิท เบรน</w:t>
+      <w:t>อิน</w:t>
+    </w:r>
+    <w:proofErr w:type="spellStart"/>
+    <w:r>
+      <w:rPr>
+        <w:rFonts w:asciiTheme="majorBidi" w:hAnsiTheme="majorBidi" w:cstheme="majorBidi" w:hint="cs"/>
+        <w:b/>
+        <w:bCs/>
+        <w:sz w:val="28"/>
+        <w:cs/>
+      </w:rPr>
+      <w:t>ฟิ</w:t>
+    </w:r>
+    <w:proofErr w:type="spellEnd"/>
+    <w:r>
+      <w:rPr>
+        <w:rFonts w:asciiTheme="majorBidi" w:hAnsiTheme="majorBidi" w:cstheme="majorBidi" w:hint="cs"/>
+        <w:b/>
+        <w:bCs/>
+        <w:sz w:val="28"/>
+        <w:cs/>
+      </w:rPr>
+      <w:t xml:space="preserve">นิท </w:t>
+    </w:r>
+    <w:proofErr w:type="spellStart"/>
+    <w:r>
+      <w:rPr>
+        <w:rFonts w:asciiTheme="majorBidi" w:hAnsiTheme="majorBidi" w:cstheme="majorBidi" w:hint="cs"/>
+        <w:b/>
+        <w:bCs/>
+        <w:sz w:val="28"/>
+        <w:cs/>
+      </w:rPr>
+      <w:t>เบ</w:t>
+    </w:r>
+    <w:proofErr w:type="spellEnd"/>
+    <w:r>
+      <w:rPr>
+        <w:rFonts w:asciiTheme="majorBidi" w:hAnsiTheme="majorBidi" w:cstheme="majorBidi" w:hint="cs"/>
+        <w:b/>
+        <w:bCs/>
+        <w:sz w:val="28"/>
+        <w:cs/>
+      </w:rPr>
+      <w:t>รน</w:t>
     </w:r>
     <w:r>
       <w:rPr>

--- a/docs/ใบขขออนุญาตทำงานนอกสถานที่.docx
+++ b/docs/ใบขขออนุญาตทำงานนอกสถานที่.docx
@@ -848,11 +848,7 @@
           </mc:Choice>
           <mc:Fallback>
             <w:pict>
-              <v:shapetype w14:anchorId="7B069D41" id="_x0000_t202" coordsize="21600,21600" o:spt="202" path="m,l,21600r21600,l21600,xe">
-                <v:stroke joinstyle="miter"/>
-                <v:path gradientshapeok="t" o:connecttype="rect"/>
-              </v:shapetype>
-              <v:shape id="_x0000_s1030" type="#_x0000_t202" style="position:absolute;margin-left:95.1pt;margin-top:21.7pt;width:148pt;height:22.75pt;z-index:251668480;visibility:visible;mso-wrap-style:square;mso-width-percent:0;mso-height-percent:0;mso-wrap-distance-left:9pt;mso-wrap-distance-top:0;mso-wrap-distance-right:9pt;mso-wrap-distance-bottom:0;mso-position-horizontal:absolute;mso-position-horizontal-relative:text;mso-position-vertical:absolute;mso-position-vertical-relative:text;mso-width-percent:0;mso-height-percent:0;mso-width-relative:margin;mso-height-relative:margin;v-text-anchor:top" o:gfxdata="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" filled="f" stroked="f" strokeweight=".5pt">
+              <v:shape w14:anchorId="7B069D41" id="_x0000_s1030" type="#_x0000_t202" style="position:absolute;margin-left:95.1pt;margin-top:21.7pt;width:148pt;height:22.75pt;z-index:251668480;visibility:visible;mso-wrap-style:square;mso-width-percent:0;mso-height-percent:0;mso-wrap-distance-left:9pt;mso-wrap-distance-top:0;mso-wrap-distance-right:9pt;mso-wrap-distance-bottom:0;mso-position-horizontal:absolute;mso-position-horizontal-relative:text;mso-position-vertical:absolute;mso-position-vertical-relative:text;mso-width-percent:0;mso-height-percent:0;mso-width-relative:margin;mso-height-relative:margin;v-text-anchor:top" o:gfxdata="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" filled="f" stroked="f" strokeweight=".5pt">
                 <v:textbox>
                   <w:txbxContent>
                     <w:p>
@@ -1083,15 +1079,15 @@
         <mc:AlternateContent>
           <mc:Choice Requires="wps">
             <w:drawing>
-              <wp:anchor distT="0" distB="0" distL="114300" distR="114300" simplePos="0" relativeHeight="251678720" behindDoc="0" locked="0" layoutInCell="1" allowOverlap="1" wp14:anchorId="536EFD8F" wp14:editId="72D225EF">
+              <wp:anchor distT="0" distB="0" distL="114300" distR="114300" simplePos="0" relativeHeight="251678720" behindDoc="0" locked="0" layoutInCell="1" allowOverlap="1" wp14:anchorId="536EFD8F" wp14:editId="6FB65EA1">
                 <wp:simplePos x="0" y="0"/>
                 <wp:positionH relativeFrom="margin">
-                  <wp:posOffset>2161790</wp:posOffset>
+                  <wp:posOffset>2162755</wp:posOffset>
                 </wp:positionH>
                 <wp:positionV relativeFrom="paragraph">
-                  <wp:posOffset>251467</wp:posOffset>
+                  <wp:posOffset>249859</wp:posOffset>
                 </wp:positionV>
-                <wp:extent cx="813435" cy="301277"/>
+                <wp:extent cx="834887" cy="301277"/>
                 <wp:effectExtent l="0" t="0" r="0" b="3810"/>
                 <wp:wrapNone/>
                 <wp:docPr id="1308827892" name="Text Box 3"/>
@@ -1103,7 +1099,7 @@
                       <wps:spPr>
                         <a:xfrm>
                           <a:off x="0" y="0"/>
-                          <a:ext cx="813435" cy="301277"/>
+                          <a:ext cx="834887" cy="301277"/>
                         </a:xfrm>
                         <a:prstGeom prst="rect">
                           <a:avLst/>
@@ -1118,7 +1114,7 @@
                           <w:p>
                             <w:pPr>
                               <w:rPr>
-                                <w:rFonts w:ascii="TH SarabunPSK" w:hAnsi="TH SarabunPSK" w:cs="TH SarabunPSK" w:hint="cs"/>
+                                <w:rFonts w:ascii="TH SarabunPSK" w:hAnsi="TH SarabunPSK" w:cs="TH SarabunPSK"/>
                                 <w:sz w:val="28"/>
                               </w:rPr>
                             </w:pPr>
@@ -1135,15 +1131,7 @@
                                 <w:rFonts w:ascii="TH SarabunPSK" w:hAnsi="TH SarabunPSK" w:cs="TH SarabunPSK"/>
                                 <w:sz w:val="28"/>
                               </w:rPr>
-                              <w:t>start_</w:t>
-                            </w:r>
-                            <w:proofErr w:type="gramStart"/>
-                            <w:r>
-                              <w:rPr>
-                                <w:rFonts w:ascii="TH SarabunPSK" w:hAnsi="TH SarabunPSK" w:cs="TH SarabunPSK"/>
-                                <w:sz w:val="28"/>
-                              </w:rPr>
-                              <w:t>day</w:t>
+                              <w:t>start_day</w:t>
                             </w:r>
                             <w:proofErr w:type="spellEnd"/>
                             <w:r>
@@ -1158,15 +1146,7 @@
                                 <w:rFonts w:ascii="TH SarabunPSK" w:hAnsi="TH SarabunPSK" w:cs="TH SarabunPSK"/>
                                 <w:sz w:val="28"/>
                               </w:rPr>
-                              <w:t xml:space="preserve">   </w:t>
-                            </w:r>
-                            <w:proofErr w:type="gramEnd"/>
-                            <w:r>
-                              <w:rPr>
-                                <w:rFonts w:ascii="TH SarabunPSK" w:hAnsi="TH SarabunPSK" w:cs="TH SarabunPSK"/>
-                                <w:sz w:val="28"/>
-                              </w:rPr>
-                              <w:t xml:space="preserve"> </w:t>
+                              <w:t xml:space="preserve">    </w:t>
                             </w:r>
                           </w:p>
                         </w:txbxContent>
@@ -1191,13 +1171,13 @@
           </mc:Choice>
           <mc:Fallback>
             <w:pict>
-              <v:shape w14:anchorId="536EFD8F" id="_x0000_s1032" type="#_x0000_t202" style="position:absolute;left:0;text-align:left;margin-left:170.2pt;margin-top:19.8pt;width:64.05pt;height:23.7pt;z-index:251678720;visibility:visible;mso-wrap-style:square;mso-width-percent:0;mso-height-percent:0;mso-wrap-distance-left:9pt;mso-wrap-distance-top:0;mso-wrap-distance-right:9pt;mso-wrap-distance-bottom:0;mso-position-horizontal:absolute;mso-position-horizontal-relative:margin;mso-position-vertical:absolute;mso-position-vertical-relative:text;mso-width-percent:0;mso-height-percent:0;mso-width-relative:margin;mso-height-relative:margin;v-text-anchor:top" o:gfxdata="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" filled="f" stroked="f" strokeweight=".5pt">
+              <v:shape w14:anchorId="536EFD8F" id="_x0000_s1032" type="#_x0000_t202" style="position:absolute;left:0;text-align:left;margin-left:170.3pt;margin-top:19.65pt;width:65.75pt;height:23.7pt;z-index:251678720;visibility:visible;mso-wrap-style:square;mso-width-percent:0;mso-height-percent:0;mso-wrap-distance-left:9pt;mso-wrap-distance-top:0;mso-wrap-distance-right:9pt;mso-wrap-distance-bottom:0;mso-position-horizontal:absolute;mso-position-horizontal-relative:margin;mso-position-vertical:absolute;mso-position-vertical-relative:text;mso-width-percent:0;mso-height-percent:0;mso-width-relative:margin;mso-height-relative:margin;v-text-anchor:top" o:gfxdata="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" filled="f" stroked="f" strokeweight=".5pt">
                 <v:textbox>
                   <w:txbxContent>
                     <w:p>
                       <w:pPr>
                         <w:rPr>
-                          <w:rFonts w:ascii="TH SarabunPSK" w:hAnsi="TH SarabunPSK" w:cs="TH SarabunPSK" w:hint="cs"/>
+                          <w:rFonts w:ascii="TH SarabunPSK" w:hAnsi="TH SarabunPSK" w:cs="TH SarabunPSK"/>
                           <w:sz w:val="28"/>
                         </w:rPr>
                       </w:pPr>
@@ -1214,15 +1194,7 @@
                           <w:rFonts w:ascii="TH SarabunPSK" w:hAnsi="TH SarabunPSK" w:cs="TH SarabunPSK"/>
                           <w:sz w:val="28"/>
                         </w:rPr>
-                        <w:t>start_</w:t>
-                      </w:r>
-                      <w:proofErr w:type="gramStart"/>
-                      <w:r>
-                        <w:rPr>
-                          <w:rFonts w:ascii="TH SarabunPSK" w:hAnsi="TH SarabunPSK" w:cs="TH SarabunPSK"/>
-                          <w:sz w:val="28"/>
-                        </w:rPr>
-                        <w:t>day</w:t>
+                        <w:t>start_day</w:t>
                       </w:r>
                       <w:proofErr w:type="spellEnd"/>
                       <w:r>
@@ -1237,15 +1209,7 @@
                           <w:rFonts w:ascii="TH SarabunPSK" w:hAnsi="TH SarabunPSK" w:cs="TH SarabunPSK"/>
                           <w:sz w:val="28"/>
                         </w:rPr>
-                        <w:t xml:space="preserve">   </w:t>
-                      </w:r>
-                      <w:proofErr w:type="gramEnd"/>
-                      <w:r>
-                        <w:rPr>
-                          <w:rFonts w:ascii="TH SarabunPSK" w:hAnsi="TH SarabunPSK" w:cs="TH SarabunPSK"/>
-                          <w:sz w:val="28"/>
-                        </w:rPr>
-                        <w:t xml:space="preserve"> </w:t>
+                        <w:t xml:space="preserve">    </w:t>
                       </w:r>
                     </w:p>
                   </w:txbxContent>
@@ -1303,7 +1267,7 @@
                           <w:p>
                             <w:pPr>
                               <w:rPr>
-                                <w:rFonts w:ascii="TH SarabunPSK" w:hAnsi="TH SarabunPSK" w:cs="TH SarabunPSK" w:hint="cs"/>
+                                <w:rFonts w:ascii="TH SarabunPSK" w:hAnsi="TH SarabunPSK" w:cs="TH SarabunPSK"/>
                                 <w:sz w:val="28"/>
                               </w:rPr>
                             </w:pPr>
@@ -1320,15 +1284,7 @@
                                 <w:rFonts w:ascii="TH SarabunPSK" w:hAnsi="TH SarabunPSK" w:cs="TH SarabunPSK"/>
                                 <w:sz w:val="28"/>
                               </w:rPr>
-                              <w:t>start_</w:t>
-                            </w:r>
-                            <w:proofErr w:type="gramStart"/>
-                            <w:r>
-                              <w:rPr>
-                                <w:rFonts w:ascii="TH SarabunPSK" w:hAnsi="TH SarabunPSK" w:cs="TH SarabunPSK"/>
-                                <w:sz w:val="28"/>
-                              </w:rPr>
-                              <w:t>month</w:t>
+                              <w:t>start_month</w:t>
                             </w:r>
                             <w:proofErr w:type="spellEnd"/>
                             <w:r>
@@ -1338,7 +1294,6 @@
                               </w:rPr>
                               <w:t>}</w:t>
                             </w:r>
-                            <w:proofErr w:type="gramEnd"/>
                           </w:p>
                         </w:txbxContent>
                       </wps:txbx>
@@ -1368,7 +1323,7 @@
                     <w:p>
                       <w:pPr>
                         <w:rPr>
-                          <w:rFonts w:ascii="TH SarabunPSK" w:hAnsi="TH SarabunPSK" w:cs="TH SarabunPSK" w:hint="cs"/>
+                          <w:rFonts w:ascii="TH SarabunPSK" w:hAnsi="TH SarabunPSK" w:cs="TH SarabunPSK"/>
                           <w:sz w:val="28"/>
                         </w:rPr>
                       </w:pPr>
@@ -1385,15 +1340,7 @@
                           <w:rFonts w:ascii="TH SarabunPSK" w:hAnsi="TH SarabunPSK" w:cs="TH SarabunPSK"/>
                           <w:sz w:val="28"/>
                         </w:rPr>
-                        <w:t>start_</w:t>
-                      </w:r>
-                      <w:proofErr w:type="gramStart"/>
-                      <w:r>
-                        <w:rPr>
-                          <w:rFonts w:ascii="TH SarabunPSK" w:hAnsi="TH SarabunPSK" w:cs="TH SarabunPSK"/>
-                          <w:sz w:val="28"/>
-                        </w:rPr>
-                        <w:t>month</w:t>
+                        <w:t>start_month</w:t>
                       </w:r>
                       <w:proofErr w:type="spellEnd"/>
                       <w:r>
@@ -1403,7 +1350,6 @@
                         </w:rPr>
                         <w:t>}</w:t>
                       </w:r>
-                      <w:proofErr w:type="gramEnd"/>
                     </w:p>
                   </w:txbxContent>
                 </v:textbox>
@@ -1700,7 +1646,7 @@
                           <w:p>
                             <w:pPr>
                               <w:rPr>
-                                <w:rFonts w:ascii="TH SarabunPSK" w:hAnsi="TH SarabunPSK" w:cs="TH SarabunPSK" w:hint="cs"/>
+                                <w:rFonts w:ascii="TH SarabunPSK" w:hAnsi="TH SarabunPSK" w:cs="TH SarabunPSK"/>
                                 <w:sz w:val="28"/>
                               </w:rPr>
                             </w:pPr>
@@ -1763,7 +1709,7 @@
                     <w:p>
                       <w:pPr>
                         <w:rPr>
-                          <w:rFonts w:ascii="TH SarabunPSK" w:hAnsi="TH SarabunPSK" w:cs="TH SarabunPSK" w:hint="cs"/>
+                          <w:rFonts w:ascii="TH SarabunPSK" w:hAnsi="TH SarabunPSK" w:cs="TH SarabunPSK"/>
                           <w:sz w:val="28"/>
                         </w:rPr>
                       </w:pPr>
@@ -3286,7 +3232,7 @@
           </mc:Choice>
           <mc:Fallback>
             <w:pict>
-              <v:shape w14:anchorId="37B2E962" id="_x0000_s1038" type="#_x0000_t202" style="position:absolute;left:0;text-align:left;margin-left:308.75pt;margin-top:1.6pt;width:116.25pt;height:22.7pt;z-index:251684864;visibility:visible;mso-wrap-style:square;mso-width-percent:0;mso-height-percent:0;mso-wrap-distance-left:9pt;mso-wrap-distance-top:0;mso-wrap-distance-right:9pt;mso-wrap-distance-bottom:0;mso-position-horizontal:absolute;mso-position-horizontal-relative:text;mso-position-vertical:absolute;mso-position-vertical-relative:text;mso-width-percent:0;mso-height-percent:0;mso-width-relative:margin;mso-height-relative:margin;v-text-anchor:top" o:gfxdata="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" filled="f" stroked="f" strokeweight=".5pt">
+              <v:shape w14:anchorId="37B2E962" id="_x0000_s1040" type="#_x0000_t202" style="position:absolute;left:0;text-align:left;margin-left:308.75pt;margin-top:1.6pt;width:116.25pt;height:22.7pt;z-index:251684864;visibility:visible;mso-wrap-style:square;mso-width-percent:0;mso-height-percent:0;mso-wrap-distance-left:9pt;mso-wrap-distance-top:0;mso-wrap-distance-right:9pt;mso-wrap-distance-bottom:0;mso-position-horizontal:absolute;mso-position-horizontal-relative:text;mso-position-vertical:absolute;mso-position-vertical-relative:text;mso-width-percent:0;mso-height-percent:0;mso-width-relative:margin;mso-height-relative:margin;v-text-anchor:top" o:gfxdata="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" filled="f" stroked="f" strokeweight=".5pt">
                 <v:textbox>
                   <w:txbxContent>
                     <w:p>
@@ -3433,7 +3379,7 @@
           </mc:Choice>
           <mc:Fallback>
             <w:pict>
-              <v:shape w14:anchorId="24229B74" id="_x0000_s1039" type="#_x0000_t202" style="position:absolute;left:0;text-align:left;margin-left:310.55pt;margin-top:13pt;width:116.25pt;height:22.7pt;z-index:251686912;visibility:visible;mso-wrap-style:square;mso-width-percent:0;mso-height-percent:0;mso-wrap-distance-left:9pt;mso-wrap-distance-top:0;mso-wrap-distance-right:9pt;mso-wrap-distance-bottom:0;mso-position-horizontal:absolute;mso-position-horizontal-relative:text;mso-position-vertical:absolute;mso-position-vertical-relative:text;mso-width-percent:0;mso-height-percent:0;mso-width-relative:margin;mso-height-relative:margin;v-text-anchor:top" o:gfxdata="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" filled="f" stroked="f" strokeweight=".5pt">
+              <v:shape w14:anchorId="24229B74" id="_x0000_s1041" type="#_x0000_t202" style="position:absolute;left:0;text-align:left;margin-left:310.55pt;margin-top:13pt;width:116.25pt;height:22.7pt;z-index:251686912;visibility:visible;mso-wrap-style:square;mso-width-percent:0;mso-height-percent:0;mso-wrap-distance-left:9pt;mso-wrap-distance-top:0;mso-wrap-distance-right:9pt;mso-wrap-distance-bottom:0;mso-position-horizontal:absolute;mso-position-horizontal-relative:text;mso-position-vertical:absolute;mso-position-vertical-relative:text;mso-width-percent:0;mso-height-percent:0;mso-width-relative:margin;mso-height-relative:margin;v-text-anchor:top" o:gfxdata="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" filled="f" stroked="f" strokeweight=".5pt">
                 <v:textbox>
                   <w:txbxContent>
                     <w:p>
